--- a/swh/docx/013.content.docx
+++ b/swh/docx/013.content.docx
@@ -234,133 +234,97 @@
       </w:r>
       <w:r>
         <w:rPr>
+          <w:lang w:val="sw_KE" w:bidi="sw_KE"/>
+        </w:rPr>
+        <w:t>wametenda</w:t>
+      </w:r>
+      <w:r>
+        <w:rPr>
+          <w:lang w:val="sw_KE" w:bidi="sw_KE"/>
+        </w:rPr>
+        <w:t xml:space="preserve"> dhambi na wanastahili kuadhibiwa, pia walikuwa wakiwaambia watu kwamba Mungu angewahurumia </w:t>
+      </w:r>
+      <w:r>
+        <w:rPr>
+          <w:lang w:val="sw_KE" w:bidi="sw_KE"/>
+        </w:rPr>
+        <w:t>na kuwaokoa</w:t>
+      </w:r>
+      <w:r>
+        <w:rPr>
+          <w:lang w:val="sw_KE" w:bidi="sw_KE"/>
+        </w:rPr>
+        <w:t xml:space="preserve"> tena. Ujumbe mmoja muhimu ambao manabii waliwapa watu ilikuwa kwamba Mungu angemtuma </w:t>
+      </w:r>
+      <w:r>
+        <w:rPr>
+          <w:lang w:val="sw_KE" w:bidi="sw_KE"/>
+        </w:rPr>
+        <w:t>mfalme</w:t>
+      </w:r>
+      <w:r>
+        <w:rPr>
+          <w:lang w:val="sw_KE" w:bidi="sw_KE"/>
+        </w:rPr>
+        <w:t xml:space="preserve"> maalum na </w:t>
+      </w:r>
+      <w:r>
+        <w:rPr>
+          <w:lang w:val="sw_KE" w:bidi="sw_KE"/>
+        </w:rPr>
+        <w:t>Mwokozi</w:t>
+      </w:r>
+      <w:r>
+        <w:rPr>
+          <w:lang w:val="sw_KE" w:bidi="sw_KE"/>
+        </w:rPr>
+        <w:t xml:space="preserve"> kuwasaidia Mfalme huyu maalum na Mwokozi anaitwa </w:t>
+      </w:r>
+      <w:r>
+        <w:rPr>
+          <w:lang w:val="sw_KE" w:bidi="sw_KE"/>
+        </w:rPr>
+        <w:t>Masihi</w:t>
+      </w:r>
+      <w:r>
+        <w:rPr>
+          <w:lang w:val="sw_KE" w:bidi="sw_KE"/>
+        </w:rPr>
+        <w:t>. Masihi ni mtu ambaye ameteuliwa kwa kazi maalum.</w:t>
+      </w:r>
+    </w:p>
+    <w:p>
+      <w:pPr/>
+      <w:r>
+        <w:rPr>
+          <w:lang w:val="sw_KE" w:bidi="sw_KE"/>
+        </w:rPr>
+      </w:r>
+      <w:r>
+        <w:rPr>
+          <w:lang w:val="sw_KE" w:bidi="sw_KE"/>
+        </w:rPr>
+        <w:t xml:space="preserve">Ujumbe ambao nabii hutoa unaitwa </w:t>
+      </w:r>
+      <w:r>
+        <w:rPr>
           <w:b/>
           <w:lang w:val="sw_KE" w:bidi="sw_KE"/>
         </w:rPr>
-        <w:t>wametenda</w:t>
-      </w:r>
-      <w:r>
-        <w:rPr>
-          <w:lang w:val="sw_KE" w:bidi="sw_KE"/>
-        </w:rPr>
-        <w:t xml:space="preserve"> dhambi na wanastahili kuadhibiwa, pia walikuwa wakiwaambia watu kwamba Mungu angewahurumia </w:t>
-      </w:r>
-      <w:hyperlink r:id="rId13">
-        <w:r>
-          <w:rPr>
-            <w:lang w:val="sw_KE" w:bidi="sw_KE"/>
-          </w:rPr>
-          <w:rPr>
-            <w:color w:val="0000EE"/>
-            <w:u w:val="single"/>
-          </w:rPr>
-          <w:t>na kuwaokoa</w:t>
-        </w:r>
-      </w:hyperlink>
-      <w:r>
-        <w:rPr>
-          <w:lang w:val="sw_KE" w:bidi="sw_KE"/>
-        </w:rPr>
-        <w:t xml:space="preserve"> tena. Ujumbe mmoja muhimu ambao manabii waliwapa watu ilikuwa kwamba Mungu angemtuma </w:t>
-      </w:r>
-      <w:hyperlink r:id="rId14">
-        <w:r>
-          <w:rPr>
-            <w:lang w:val="sw_KE" w:bidi="sw_KE"/>
-          </w:rPr>
-          <w:rPr>
-            <w:color w:val="0000EE"/>
-            <w:u w:val="single"/>
-          </w:rPr>
-          <w:t>mfalme</w:t>
-        </w:r>
-      </w:hyperlink>
-      <w:r>
-        <w:rPr>
-          <w:lang w:val="sw_KE" w:bidi="sw_KE"/>
-        </w:rPr>
-        <w:t xml:space="preserve"> maalum na </w:t>
-      </w:r>
-      <w:hyperlink r:id="rId15">
-        <w:r>
-          <w:rPr>
-            <w:lang w:val="sw_KE" w:bidi="sw_KE"/>
-          </w:rPr>
-          <w:rPr>
-            <w:color w:val="0000EE"/>
-            <w:u w:val="single"/>
-          </w:rPr>
-          <w:t>Mwokozi</w:t>
-        </w:r>
-      </w:hyperlink>
-      <w:r>
-        <w:rPr>
-          <w:lang w:val="sw_KE" w:bidi="sw_KE"/>
-        </w:rPr>
-        <w:t xml:space="preserve"> kuwasaidia Mfalme huyu maalum na Mwokozi anaitwa </w:t>
-      </w:r>
-      <w:hyperlink r:id="rId16">
-        <w:r>
-          <w:rPr>
-            <w:lang w:val="sw_KE" w:bidi="sw_KE"/>
-          </w:rPr>
-          <w:rPr>
-            <w:color w:val="0000EE"/>
-            <w:u w:val="single"/>
-          </w:rPr>
-          <w:t>Masihi</w:t>
-        </w:r>
-      </w:hyperlink>
-      <w:r>
-        <w:rPr>
-          <w:lang w:val="sw_KE" w:bidi="sw_KE"/>
-        </w:rPr>
-        <w:t>. Masihi ni mtu ambaye ameteuliwa kwa kazi maalum.</w:t>
-      </w:r>
-    </w:p>
-    <w:p>
-      <w:pPr/>
-      <w:r>
-        <w:rPr>
-          <w:lang w:val="sw_KE" w:bidi="sw_KE"/>
-        </w:rPr>
-      </w:r>
-      <w:r>
-        <w:rPr>
-          <w:lang w:val="sw_KE" w:bidi="sw_KE"/>
-        </w:rPr>
-        <w:t xml:space="preserve">Ujumbe ambao nabii hutoa unaitwa </w:t>
-      </w:r>
-      <w:hyperlink r:id="rId17">
-        <w:r>
-          <w:rPr>
-            <w:lang w:val="sw_KE" w:bidi="sw_KE"/>
-          </w:rPr>
-          <w:rPr>
-            <w:color w:val="0000EE"/>
-            <w:u w:val="single"/>
-          </w:rPr>
-          <w:t>unabii</w:t>
-        </w:r>
-      </w:hyperlink>
+        <w:t>unabii</w:t>
+      </w:r>
       <w:r>
         <w:rPr>
           <w:lang w:val="sw_KE" w:bidi="sw_KE"/>
         </w:rPr>
         <w:t xml:space="preserve">. Mambo ambayo manabii walisema kuhusu Masihi, mamia ya miaka kabla ya Yesu kuzaliwa, yote yalikuwa kweli katika Yesu. Kwa mfano, kulikuwa na unabii kwamba Masihi angezaliwa katika </w:t>
       </w:r>
-      <w:hyperlink r:id="rId18">
-        <w:r>
-          <w:rPr>
-            <w:lang w:val="sw_KE" w:bidi="sw_KE"/>
-          </w:rPr>
-          <w:rPr>
-            <w:color w:val="0000EE"/>
-            <w:u w:val="single"/>
-          </w:rPr>
-          <w:t>Bethlehemu</w:t>
-        </w:r>
-      </w:hyperlink>
+      <w:r>
+        <w:rPr>
+          <w:lang w:val="sw_KE" w:bidi="sw_KE"/>
+        </w:rPr>
+        <w:t>Bethlehemu</w:t>
+      </w:r>
       <w:r>
         <w:rPr>
           <w:lang w:val="sw_KE" w:bidi="sw_KE"/>
@@ -381,36 +345,24 @@
         </w:rPr>
         <w:t xml:space="preserve">Manabii waliwapa watu ujumbe wa Mungu kwa njia tofauti. Wakati mwingine nabii angeweza kusimulia </w:t>
       </w:r>
-      <w:hyperlink r:id="rId19">
-        <w:r>
-          <w:rPr>
-            <w:lang w:val="sw_KE" w:bidi="sw_KE"/>
-          </w:rPr>
-          <w:rPr>
-            <w:color w:val="0000EE"/>
-            <w:u w:val="single"/>
-          </w:rPr>
-          <w:t>mfano</w:t>
-        </w:r>
-      </w:hyperlink>
+      <w:r>
+        <w:rPr>
+          <w:lang w:val="sw_KE" w:bidi="sw_KE"/>
+        </w:rPr>
+        <w:t>mfano</w:t>
+      </w:r>
       <w:r>
         <w:rPr>
           <w:lang w:val="sw_KE" w:bidi="sw_KE"/>
         </w:rPr>
         <w:t xml:space="preserve">, hadithi yenye maana maalum, kwa watu. Wakati mwingine nabii alifanya aina fulani ya igizo ili kuwasaidia watu kuelewa ujumbe. Kwa mfano, Mungu alimwambia nabii Yeremia atembee kwa muda fulani akiwa na nira nzito ya </w:t>
       </w:r>
-      <w:hyperlink r:id="rId20">
-        <w:r>
-          <w:rPr>
-            <w:lang w:val="sw_KE" w:bidi="sw_KE"/>
-          </w:rPr>
-          <w:rPr>
-            <w:color w:val="0000EE"/>
-            <w:u w:val="single"/>
-          </w:rPr>
-          <w:t>mbao</w:t>
-        </w:r>
-      </w:hyperlink>
+      <w:r>
+        <w:rPr>
+          <w:lang w:val="sw_KE" w:bidi="sw_KE"/>
+        </w:rPr>
+        <w:t>mbao</w:t>
+      </w:r>
       <w:r>
         <w:rPr>
           <w:lang w:val="sw_KE" w:bidi="sw_KE"/>
@@ -419,132 +371,1458 @@
       </w:r>
       <w:r>
         <w:rPr>
+          <w:lang w:val="sw_KE" w:bidi="sw_KE"/>
+        </w:rPr>
+        <w:t>karibuni</w:t>
+      </w:r>
+      <w:r>
+        <w:rPr>
+          <w:lang w:val="sw_KE" w:bidi="sw_KE"/>
+        </w:rPr>
+        <w:t>. Mungu alimwambia nabii Hosea aoe kahaba na alimwambia nabii Ezekieli akalala kando yake kwa wiki zote mwisho bila kusonga. Matendo haya yenye kutokeza yaliwasaidia watu kuona jinzi Mungu alivyo mzito alipowapa ujumbe huo.</w:t>
+      </w:r>
+    </w:p>
+    <w:p>
+      <w:pPr/>
+      <w:r>
+        <w:rPr>
+          <w:lang w:val="sw_KE" w:bidi="sw_KE"/>
+        </w:rPr>
+      </w:r>
+      <w:r>
+        <w:rPr>
+          <w:lang w:val="sw_KE" w:bidi="sw_KE"/>
+        </w:rPr>
+        <w:t xml:space="preserve">Mungu aliwapa manabii ujumbe wake kwa njia ya nguvu ya </w:t>
+      </w:r>
+      <w:r>
+        <w:rPr>
+          <w:lang w:val="sw_KE" w:bidi="sw_KE"/>
+        </w:rPr>
+        <w:t>Roho Mtakatifu</w:t>
+      </w:r>
+      <w:r>
+        <w:rPr>
+          <w:lang w:val="sw_KE" w:bidi="sw_KE"/>
+        </w:rPr>
+        <w:t xml:space="preserve">. Hatujui hasa jinsi hii ilivyofanya kazi. Wakati mwingine, nabii alikuwa na ndoto au </w:t>
+      </w:r>
+      <w:r>
+        <w:rPr>
+          <w:lang w:val="sw_KE" w:bidi="sw_KE"/>
+        </w:rPr>
+        <w:t>maono</w:t>
+      </w:r>
+      <w:r>
+        <w:rPr>
+          <w:lang w:val="sw_KE" w:bidi="sw_KE"/>
+        </w:rPr>
+        <w:t>. Labda wakati mwingine Mungu alimpa nabii ufunuo maalum - nabii kisha alijua kwamba kitu kilikuwa kweli. Labda Mungu wakati mwingine alizungumza maneno ya kusikika kwa nabii. Njia yoyote ile, nabii kisha alitoa ujumbe huu au ufunuo kutoka kwa Mungu kwa watu, pengine kwa kutumia maneno yake mwenyewe na ubunifu.</w:t>
+      </w:r>
+    </w:p>
+    <w:p>
+      <w:pPr/>
+      <w:r>
+        <w:rPr>
+          <w:lang w:val="sw_KE" w:bidi="sw_KE"/>
+        </w:rPr>
+      </w:r>
+      <w:r>
+        <w:rPr>
+          <w:lang w:val="sw_KE" w:bidi="sw_KE"/>
+        </w:rPr>
+        <w:t xml:space="preserve">Mara nyingi manabii waliandika jumbe hizi, au watu wengine waliandika maneno kwa ajili yao. Vitabu vingi katika Agano la Kale ni ujumbe ambao Mungu aliwapa watu kwa njia ya manabii. Ndiyo maana </w:t>
+      </w:r>
+      <w:r>
+        <w:rPr>
+          <w:lang w:val="sw_KE" w:bidi="sw_KE"/>
+        </w:rPr>
+        <w:t>Wayahudi</w:t>
+      </w:r>
+      <w:r>
+        <w:rPr>
+          <w:lang w:val="sw_KE" w:bidi="sw_KE"/>
+        </w:rPr>
+        <w:t xml:space="preserve"> mara nyingi hutumia neno "manabii," au "sheria na manabii," kurejelea sehemu ya Biblia ambayo sasa tunaiita Agano la Kale. "</w:t>
+      </w:r>
+      <w:r>
+        <w:rPr>
+          <w:lang w:val="sw_KE" w:bidi="sw_KE"/>
+        </w:rPr>
+        <w:t>Sheria</w:t>
+      </w:r>
+      <w:r>
+        <w:rPr>
+          <w:lang w:val="sw_KE" w:bidi="sw_KE"/>
+        </w:rPr>
+        <w:t>" inarejelea sehemu ya Agano la Kale ambayo inahusiana na amri za Mungu: Hizi ni vitabu vitano vya kwanza vya Agano la Kale.</w:t>
+      </w:r>
+    </w:p>
+    <w:p>
+      <w:pPr/>
+      <w:r>
+        <w:rPr>
+          <w:lang w:val="sw_KE" w:bidi="sw_KE"/>
+        </w:rPr>
+      </w:r>
+      <w:r>
+        <w:rPr>
+          <w:lang w:val="sw_KE" w:bidi="sw_KE"/>
+        </w:rPr>
+        <w:t xml:space="preserve">Wakati mwingine katika Agano la Kale tunapata maneno mengine ya nabii pia, kama </w:t>
+      </w:r>
+      <w:r>
+        <w:rPr>
           <w:b/>
           <w:lang w:val="sw_KE" w:bidi="sw_KE"/>
         </w:rPr>
-        <w:t>karibuni</w:t>
-      </w:r>
-      <w:r>
-        <w:rPr>
-          <w:lang w:val="sw_KE" w:bidi="sw_KE"/>
-        </w:rPr>
-        <w:t>. Mungu alimwambia nabii Hosea aoe kahaba na alimwambia nabii Ezekieli akalala kando yake kwa wiki zote mwisho bila kusonga. Matendo haya yenye kutokeza yaliwasaidia watu kuona jinzi Mungu alivyo mzito alipowapa ujumbe huo.</w:t>
-      </w:r>
-    </w:p>
-    <w:p>
-      <w:pPr/>
-      <w:r>
-        <w:rPr>
-          <w:lang w:val="sw_KE" w:bidi="sw_KE"/>
-        </w:rPr>
-      </w:r>
-      <w:r>
-        <w:rPr>
-          <w:lang w:val="sw_KE" w:bidi="sw_KE"/>
-        </w:rPr>
-        <w:t xml:space="preserve">Mungu aliwapa manabii ujumbe wake kwa njia ya nguvu ya </w:t>
-      </w:r>
-      <w:hyperlink r:id="rId21">
-        <w:r>
-          <w:rPr>
-            <w:lang w:val="sw_KE" w:bidi="sw_KE"/>
-          </w:rPr>
-          <w:rPr>
-            <w:color w:val="0000EE"/>
-            <w:u w:val="single"/>
-          </w:rPr>
-          <w:t>Roho Mtakatifu</w:t>
-        </w:r>
-      </w:hyperlink>
-      <w:r>
-        <w:rPr>
-          <w:lang w:val="sw_KE" w:bidi="sw_KE"/>
-        </w:rPr>
-        <w:t xml:space="preserve">. Hatujui hasa jinsi hii ilivyofanya kazi. Wakati mwingine, nabii alikuwa na ndoto au </w:t>
-      </w:r>
-      <w:hyperlink r:id="rId22">
-        <w:r>
-          <w:rPr>
-            <w:lang w:val="sw_KE" w:bidi="sw_KE"/>
-          </w:rPr>
-          <w:rPr>
-            <w:color w:val="0000EE"/>
-            <w:u w:val="single"/>
-          </w:rPr>
-          <w:t>maono</w:t>
-        </w:r>
-      </w:hyperlink>
-      <w:r>
-        <w:rPr>
-          <w:lang w:val="sw_KE" w:bidi="sw_KE"/>
-        </w:rPr>
-        <w:t>. Labda wakati mwingine Mungu alimpa nabii ufunuo maalum - nabii kisha alijua kwamba kitu kilikuwa kweli. Labda Mungu wakati mwingine alizungumza maneno ya kusikika kwa nabii. Njia yoyote ile, nabii kisha alitoa ujumbe huu au ufunuo kutoka kwa Mungu kwa watu, pengine kwa kutumia maneno yake mwenyewe na ubunifu.</w:t>
-      </w:r>
-    </w:p>
-    <w:p>
-      <w:pPr/>
-      <w:r>
-        <w:rPr>
-          <w:lang w:val="sw_KE" w:bidi="sw_KE"/>
-        </w:rPr>
-      </w:r>
-      <w:r>
-        <w:rPr>
-          <w:lang w:val="sw_KE" w:bidi="sw_KE"/>
-        </w:rPr>
-        <w:t xml:space="preserve">Mara nyingi manabii waliandika jumbe hizi, au watu wengine waliandika maneno kwa ajili yao. Vitabu vingi katika Agano la Kale ni ujumbe ambao Mungu aliwapa watu kwa njia ya manabii. Ndiyo maana </w:t>
+        <w:t>mtu wa Mungu</w:t>
+      </w:r>
+      <w:r>
+        <w:rPr>
+          <w:lang w:val="sw_KE" w:bidi="sw_KE"/>
+        </w:rPr>
+        <w:t xml:space="preserve">, </w:t>
       </w:r>
       <w:r>
         <w:rPr>
           <w:b/>
           <w:lang w:val="sw_KE" w:bidi="sw_KE"/>
         </w:rPr>
+        <w:t>mtumishi wa Mungu</w:t>
+      </w:r>
+      <w:r>
+        <w:rPr>
+          <w:lang w:val="sw_KE" w:bidi="sw_KE"/>
+        </w:rPr>
+        <w:t xml:space="preserve">, au </w:t>
+      </w:r>
+      <w:r>
+        <w:rPr>
+          <w:b/>
+          <w:lang w:val="sw_KE" w:bidi="sw_KE"/>
+        </w:rPr>
+        <w:t>mwonaji</w:t>
+      </w:r>
+      <w:r>
+        <w:rPr>
+          <w:lang w:val="sw_KE" w:bidi="sw_KE"/>
+        </w:rPr>
+        <w:t>. "Mwonaji" anamaanisha mtu ambaye anaweza kuona. Nabii ni mwonaji kwa sababu anaweza kumwona, au kuelewa, Mungu wazi zaidi kuliko watu wengine, na anajua mambo ambayo watu wengine hawawezi kujua. Hii inafanyika kwa sababu Mungu anampa nabii ufahamu huu.</w:t>
+      </w:r>
+    </w:p>
+    <w:p>
+      <w:pPr/>
+      <w:r>
+        <w:rPr>
+          <w:lang w:val="sw_KE" w:bidi="sw_KE"/>
+        </w:rPr>
+      </w:r>
+      <w:r>
+        <w:rPr>
+          <w:lang w:val="sw_KE" w:bidi="sw_KE"/>
+        </w:rPr>
+        <w:t xml:space="preserve">Kulikuwa pia na </w:t>
+      </w:r>
+      <w:r>
+        <w:rPr>
+          <w:b/>
+          <w:lang w:val="sw_KE" w:bidi="sw_KE"/>
+        </w:rPr>
+        <w:t>manabii wa uongo</w:t>
+      </w:r>
+      <w:r>
+        <w:rPr>
+          <w:lang w:val="sw_KE" w:bidi="sw_KE"/>
+        </w:rPr>
+        <w:t>. Nabii wa uongo hatoi ujumbe unaotoka kwa Mungu. Nabii wa uongo anatunga ujumbe wake na kusema tu kile ambacho watu wanapenda kusikia. Kwa njia hii, watu watampenda nabii na kumheshimu Tunaweza kutambua nabii wa uongo kwa sababu mambo anayoyasema hayatakuwa kweli.</w:t>
+      </w:r>
+    </w:p>
+    <w:p>
+      <w:pPr/>
+      <w:r>
+        <w:rPr>
+          <w:lang w:val="sw_KE" w:bidi="sw_KE"/>
+        </w:rPr>
+      </w:r>
+      <w:r>
+        <w:rPr>
+          <w:lang w:val="sw_KE" w:bidi="sw_KE"/>
+        </w:rPr>
+        <w:t xml:space="preserve">Katika Agano la Kale wakati mwingine tunasikia kuhusu makundi ya manabii. Manabii hawa walikuwa tofauti kidogo kuliko manabii tuliowataja hadi sasa. Aina hizi zingine za manabii wangefuata mila fulani, kwa mfano kumsikiliza mtu anayecheza ala ya muziki, na kisha wangeingia katika ufahamu. Hii inamaana kwamba hawakuwa na macho kabisa, na pia hawakuwa wamelala kabisa. Katika hali hii, Mungu wakati mwingine angewapa ufunuo maalum. Watu wanapotaka kujua nini cha kufanya, wakati mwingine wangeenda kwa nabii kama huyu, na kisha nabii angejaribu kuingia katika maono haya na kupata ujumbe kutoka kwa Mungu kuhusu kile ambacho mtu huyu alipaswa kufanya. Watu ambao waliingia katika aina hii ya maono pia wangeanza kumsifu na </w:t>
+      </w:r>
+      <w:r>
+        <w:rPr>
+          <w:lang w:val="sw_KE" w:bidi="sw_KE"/>
+        </w:rPr>
+        <w:t>kumwabudu</w:t>
+      </w:r>
+      <w:r>
+        <w:rPr>
+          <w:lang w:val="sw_KE" w:bidi="sw_KE"/>
+        </w:rPr>
+        <w:t xml:space="preserve"> Mungu.</w:t>
+      </w:r>
+    </w:p>
+    <w:p>
+      <w:pPr/>
+      <w:r>
+        <w:rPr>
+          <w:lang w:val="sw_KE" w:bidi="sw_KE"/>
+        </w:rPr>
+      </w:r>
+      <w:r>
+        <w:rPr>
+          <w:lang w:val="sw_KE" w:bidi="sw_KE"/>
+        </w:rPr>
+        <w:t xml:space="preserve">Katika Agano Jipya, Paulo anatufundisha kwamba </w:t>
+      </w:r>
+      <w:r>
+        <w:rPr>
+          <w:lang w:val="sw_KE" w:bidi="sw_KE"/>
+        </w:rPr>
+        <w:t>Roho Mtakatifu</w:t>
+      </w:r>
+      <w:r>
+        <w:rPr>
+          <w:lang w:val="sw_KE" w:bidi="sw_KE"/>
+        </w:rPr>
+        <w:t xml:space="preserve"> anawapa watu wengine uwezo wa kuzungumza na unabii. Kwa njia ya Roho Mtakatifu, Mungu anaweza kuwapa </w:t>
+      </w:r>
+      <w:r>
+        <w:rPr>
+          <w:lang w:val="sw_KE" w:bidi="sw_KE"/>
+        </w:rPr>
+        <w:t>waumini</w:t>
+      </w:r>
+      <w:r>
+        <w:rPr>
+          <w:lang w:val="sw_KE" w:bidi="sw_KE"/>
+        </w:rPr>
+        <w:t xml:space="preserve"> hawa maarifa maalum au ufahamu ambao ni kwa manufaa ya kanisa. Paulo anaiita hii zawadi ya unabii. Si kila muumini anaweza kuwa na zawadi hii, kwa sababu Roho Mtakatifu anawapa watu tofauti.</w:t>
+      </w:r>
+    </w:p>
+    <w:p>
+      <w:pPr/>
+      <w:r>
+        <w:rPr>
+          <w:lang w:val="sw_KE" w:bidi="sw_KE"/>
+        </w:rPr>
+      </w:r>
+      <w:r>
+        <w:rPr>
+          <w:lang w:val="sw_KE" w:bidi="sw_KE"/>
+        </w:rPr>
+        <w:t>Kama vile katika wakati wa Agano la Kale, watu wanaweza kudanganya wengine na kutoa unabii wa uongo. Kwa hivyo, waumini wengine wanapaswa kusikiliza kwa makini unabii na kuangalia ikiwa hii inaweza kuwa ujumbe kutoka kwa Mungu.</w:t>
+      </w:r>
+    </w:p>
+    <w:p>
+      <w:pPr/>
+      <w:r>
+        <w:rPr>
+          <w:lang w:val="sw_KE" w:bidi="sw_KE"/>
+        </w:rPr>
+      </w:r>
+      <w:r>
+        <w:rPr>
+          <w:b/>
+          <w:lang w:val="sw_KE" w:bidi="sw_KE"/>
+        </w:rPr>
+        <w:t>Unapotafsiri kuhani, kuwa mwangalifu kuhusu mambo yafuatayo:</w:t>
+      </w:r>
+    </w:p>
+    <w:p>
+      <w:pPr/>
+      <w:r>
+        <w:rPr>
+          <w:lang w:val="sw_KE" w:bidi="sw_KE"/>
+        </w:rPr>
+      </w:r>
+      <w:r>
+        <w:rPr>
+          <w:lang w:val="sw_KE" w:bidi="sw_KE"/>
+        </w:rPr>
+        <w:t xml:space="preserve">Kuwa mwangalifu ili watu wasichanganyikiwe na neno ambalo umechagua kwa </w:t>
+      </w:r>
+      <w:r>
+        <w:rPr>
+          <w:lang w:val="sw_KE" w:bidi="sw_KE"/>
+        </w:rPr>
+        <w:t>malaika</w:t>
+      </w:r>
+      <w:r>
+        <w:rPr>
+          <w:lang w:val="sw_KE" w:bidi="sw_KE"/>
+        </w:rPr>
+        <w:t>. Malaika pia anatoa ujumbe kutoka kwa Mungu kwa watu, lakini malaika ni kiumbe kisicho cha kawaida wakati nabii ni mwanadamu.</w:t>
+      </w:r>
+    </w:p>
+    <w:p>
+      <w:pPr/>
+      <w:r>
+        <w:rPr>
+          <w:lang w:val="sw_KE" w:bidi="sw_KE"/>
+        </w:rPr>
+      </w:r>
+      <w:r>
+        <w:rPr>
+          <w:lang w:val="sw_KE" w:bidi="sw_KE"/>
+        </w:rPr>
+        <w:t>Hakikisha hutumii neno ambalo katika lugha yako linamaanisha tu kwamba mtu fulani anasimulia kuhusu yale yatakayotokea wakati ujao. Kuzungumza kuhusu wakati ujao ni sehemu ndogo tu ya maana kuwa nabii katika Biblia.</w:t>
+      </w:r>
+    </w:p>
+    <w:p>
+      <w:pPr/>
+      <w:r>
+        <w:rPr>
+          <w:lang w:val="sw_KE" w:bidi="sw_KE"/>
+        </w:rPr>
+      </w:r>
+      <w:r>
+        <w:rPr>
+          <w:lang w:val="sw_KE" w:bidi="sw_KE"/>
+        </w:rPr>
+        <w:t>Kuwa mwangalifu usitumie neno lile ambalo umetumia kwa neno "mhubiri." Mhubiri huwafundisha watu jambo fulani kumhusu, Mungu lakini mhubiri hasemi maneno ya Mungu moja kwa moja kila wakati kama nabii anavyofanya.</w:t>
+      </w:r>
+    </w:p>
+    <w:p>
+      <w:pPr/>
+      <w:r>
+        <w:rPr>
+          <w:lang w:val="sw_KE" w:bidi="sw_KE"/>
+        </w:rPr>
+      </w:r>
+      <w:r>
+        <w:rPr>
+          <w:lang w:val="sw_KE" w:bidi="sw_KE"/>
+        </w:rPr>
+        <w:t>Katika lugha zingine, tafsiri nzuri ya neno "nabii" inaweza kuwa: "Msemaji kutoka kwa Mungu," "mtu anayewapa watu ujumbe kutoka kwa Mungu," au "mtu anayezungumza kwa niaba ya Mungu."</w:t>
+      </w:r>
+      <w:r>
+        <w:rPr>
+          <w:lang w:val="sw_KE" w:bidi="sw_KE"/>
+        </w:rPr>
+      </w:r>
+      <w:r>
+        <w:rPr>
+          <w:lang w:val="sw_KE" w:bidi="sw_KE"/>
+        </w:rPr>
+      </w:r>
+    </w:p>
+    <w:p>
+      <w:pPr/>
+      <w:r>
+        <w:rPr>
+          <w:lang w:val="sw_KE" w:bidi="sw_KE"/>
+        </w:rPr>
+      </w:r>
+    </w:p>
+    <w:p>
+      <w:pPr>
+        <w:pStyle w:val="Heading2"/>
+      </w:pPr>
+      <w:r>
+        <w:rPr>
+          <w:lang w:val="sw_KE" w:bidi="sw_KE"/>
+        </w:rPr>
+        <w:t>nadhiri</w:t>
+      </w:r>
+      <w:r>
+        <w:rPr>
+          <w:lang w:val="sw_KE" w:bidi="sw_KE"/>
+        </w:rPr>
+      </w:r>
+    </w:p>
+    <w:p>
+      <w:pPr/>
+      <w:r>
+        <w:rPr>
+          <w:lang w:val="sw_KE" w:bidi="sw_KE"/>
+        </w:rPr>
+      </w:r>
+      <w:r>
+        <w:rPr>
+          <w:lang w:val="sw_KE" w:bidi="sw_KE"/>
+        </w:rPr>
+        <w:t xml:space="preserve">Mtu anayeweka nadhiri anamwomba </w:t>
+      </w:r>
+      <w:r>
+        <w:rPr>
+          <w:b/>
+          <w:lang w:val="sw_KE" w:bidi="sw_KE"/>
+        </w:rPr>
+        <w:t>Mungu</w:t>
+      </w:r>
+      <w:r>
+        <w:rPr>
+          <w:lang w:val="sw_KE" w:bidi="sw_KE"/>
+        </w:rPr>
+        <w:t xml:space="preserve"> amfanyie kitu na anajitolea kufanya kitu kwa malipo au kuacha kufanya kitu. Watu wanaweza kufanya nadhiri ili kuonyesha kwamba wamejitolea kwa </w:t>
+      </w:r>
+      <w:r>
+        <w:rPr>
+          <w:lang w:val="sw_KE" w:bidi="sw_KE"/>
+        </w:rPr>
+        <w:t>Mungu</w:t>
+      </w:r>
+      <w:r>
+        <w:rPr>
+          <w:lang w:val="sw_KE" w:bidi="sw_KE"/>
+        </w:rPr>
+        <w:t xml:space="preserve">. Mungu hawahitaji watu kufanya nadhiri. Lakini, ikiwa mtu anaweka nadhiri, nadhiri hio inakua mzito sana kama </w:t>
+      </w:r>
+      <w:r>
+        <w:rPr>
+          <w:lang w:val="sw_KE" w:bidi="sw_KE"/>
+        </w:rPr>
+        <w:t>kiapo</w:t>
+      </w:r>
+      <w:r>
+        <w:rPr>
+          <w:lang w:val="sw_KE" w:bidi="sw_KE"/>
+        </w:rPr>
+        <w:t>. Mungu anamwachilia mtu kutoka kwa nadhiri mara moja anapofanya kile ambacho aliapa kufanya.</w:t>
+      </w:r>
+    </w:p>
+    <w:p>
+      <w:pPr/>
+      <w:r>
+        <w:rPr>
+          <w:lang w:val="sw_KE" w:bidi="sw_KE"/>
+        </w:rPr>
+      </w:r>
+      <w:r>
+        <w:rPr>
+          <w:lang w:val="sw_KE" w:bidi="sw_KE"/>
+        </w:rPr>
+        <w:t>Yakobo alimwomba Mungu amrudishe katika nchi ya baba yake, na ikiwa Mungu angefanya hivi, basi Yakobo angemwabudu Mungu. Yakobo alikuwa akifanya nadhiri.</w:t>
+      </w:r>
+    </w:p>
+    <w:p>
+      <w:pPr/>
+      <w:r>
+        <w:rPr>
+          <w:lang w:val="sw_KE" w:bidi="sw_KE"/>
+        </w:rPr>
+      </w:r>
+      <w:r>
+        <w:rPr>
+          <w:lang w:val="sw_KE" w:bidi="sw_KE"/>
+        </w:rPr>
+        <w:t>Hana alimwomba Mungu ampe mwana, na kuahidi kwamba ikiwa Mungu atafanya hivyo, Hana atamrudishia Mungu huyo mwana ili amtumikie. Yakobo alifanya nadhiri.</w:t>
+      </w:r>
+      <w:r>
+        <w:rPr>
+          <w:lang w:val="sw_KE" w:bidi="sw_KE"/>
+        </w:rPr>
+      </w:r>
+      <w:r>
+        <w:rPr>
+          <w:lang w:val="sw_KE" w:bidi="sw_KE"/>
+        </w:rPr>
+      </w:r>
+    </w:p>
+    <w:p>
+      <w:pPr/>
+      <w:r>
+        <w:rPr>
+          <w:lang w:val="sw_KE" w:bidi="sw_KE"/>
+        </w:rPr>
+      </w:r>
+    </w:p>
+    <w:p>
+      <w:pPr>
+        <w:pStyle w:val="Heading2"/>
+      </w:pPr>
+      <w:r>
+        <w:rPr>
+          <w:lang w:val="sw_KE" w:bidi="sw_KE"/>
+        </w:rPr>
+        <w:t>nafsi</w:t>
+      </w:r>
+      <w:r>
+        <w:rPr>
+          <w:lang w:val="sw_KE" w:bidi="sw_KE"/>
+        </w:rPr>
+      </w:r>
+    </w:p>
+    <w:p>
+      <w:pPr/>
+      <w:r>
+        <w:rPr>
+          <w:lang w:val="sw_KE" w:bidi="sw_KE"/>
+        </w:rPr>
+      </w:r>
+      <w:r>
+        <w:rPr>
+          <w:lang w:val="sw_KE" w:bidi="sw_KE"/>
+        </w:rPr>
+        <w:t xml:space="preserve">Mungu aliwaumba watu na mwili, na tunaweza kugusa na kuona mwili wa kila mmoja. Lakini Mungu pia aliwaumba watu wenye mawazo na hisia na tamaa. Hatuwezi kuona sehemu hii ya mtu, lakini tunajua iko hapo. Sehemu hii isiyoonekana ya mtu iko katika Biblia kwa kawaida inaitwa </w:t>
+      </w:r>
+      <w:r>
+        <w:rPr>
+          <w:b/>
+          <w:lang w:val="sw_KE" w:bidi="sw_KE"/>
+        </w:rPr>
+        <w:t>nafsi</w:t>
+      </w:r>
+      <w:r>
+        <w:rPr>
+          <w:lang w:val="sw_KE" w:bidi="sw_KE"/>
+        </w:rPr>
+        <w:t>. Hata wakati mwili wetu unakufa, nafsi yetu inaweza kuishi.</w:t>
+      </w:r>
+    </w:p>
+    <w:p>
+      <w:pPr/>
+      <w:r>
+        <w:rPr>
+          <w:lang w:val="sw_KE" w:bidi="sw_KE"/>
+        </w:rPr>
+      </w:r>
+      <w:r>
+        <w:rPr>
+          <w:lang w:val="sw_KE" w:bidi="sw_KE"/>
+        </w:rPr>
+        <w:t>Bila nafsi, mtu si kamili. Kwa hivyo, Biblia mara nyingi inatumia neno nafsi kama njia nyingine ya kusema "mtu." Kwa mfano, katika kifungu kimoja Biblia inazungumza kuhusu "nafsi kumi na nne katika familia moja." Hii inamaanisha watu kumi na wanne katika familia.</w:t>
+      </w:r>
+    </w:p>
+    <w:p>
+      <w:pPr/>
+      <w:r>
+        <w:rPr>
+          <w:lang w:val="sw_KE" w:bidi="sw_KE"/>
+        </w:rPr>
+      </w:r>
+      <w:r>
+        <w:rPr>
+          <w:lang w:val="sw_KE" w:bidi="sw_KE"/>
+        </w:rPr>
+        <w:t xml:space="preserve">Katika maeneo mengine, neno nafsi linarejelea </w:t>
+      </w:r>
+      <w:r>
+        <w:rPr>
+          <w:b/>
+          <w:lang w:val="sw_KE" w:bidi="sw_KE"/>
+        </w:rPr>
+        <w:t>maisha</w:t>
+      </w:r>
+      <w:r>
+        <w:rPr>
+          <w:lang w:val="sw_KE" w:bidi="sw_KE"/>
+        </w:rPr>
+        <w:t xml:space="preserve"> ya mtu. Yesu alisema kwamba alikuja kutoa </w:t>
+      </w:r>
+      <w:r>
+        <w:rPr>
+          <w:b/>
+          <w:lang w:val="sw_KE" w:bidi="sw_KE"/>
+        </w:rPr>
+        <w:t>nafsi</w:t>
+      </w:r>
+      <w:r>
+        <w:rPr>
+          <w:lang w:val="sw_KE" w:bidi="sw_KE"/>
+        </w:rPr>
+        <w:t xml:space="preserve"> yake kwa ajili ya watu. Hii inamaanisha kwamba alikuja kutoa </w:t>
+      </w:r>
+      <w:r>
+        <w:rPr>
+          <w:b/>
+          <w:lang w:val="sw_KE" w:bidi="sw_KE"/>
+        </w:rPr>
+        <w:t>maisha</w:t>
+      </w:r>
+      <w:r>
+        <w:rPr>
+          <w:lang w:val="sw_KE" w:bidi="sw_KE"/>
+        </w:rPr>
+        <w:t xml:space="preserve"> yake kwa ajili ya watu.</w:t>
+      </w:r>
+    </w:p>
+    <w:p>
+      <w:pPr/>
+      <w:r>
+        <w:rPr>
+          <w:lang w:val="sw_KE" w:bidi="sw_KE"/>
+        </w:rPr>
+      </w:r>
+      <w:r>
+        <w:rPr>
+          <w:lang w:val="sw_KE" w:bidi="sw_KE"/>
+        </w:rPr>
+        <w:t>Biblia pia inatumia neno "</w:t>
+      </w:r>
+      <w:r>
+        <w:rPr>
+          <w:lang w:val="sw_KE" w:bidi="sw_KE"/>
+        </w:rPr>
+        <w:t>roho</w:t>
+      </w:r>
+      <w:r>
+        <w:rPr>
+          <w:lang w:val="sw_KE" w:bidi="sw_KE"/>
+        </w:rPr>
+        <w:t xml:space="preserve">" kurejelea sehemu ya ndani, isiyoonekana, ya mtu. Wakati Biblia inatumia neno roho, lengo ni katika </w:t>
+      </w:r>
+      <w:r>
+        <w:rPr>
+          <w:b/>
+          <w:lang w:val="sw_KE" w:bidi="sw_KE"/>
+        </w:rPr>
+        <w:t>uhusiano</w:t>
+      </w:r>
+      <w:r>
+        <w:rPr>
+          <w:lang w:val="sw_KE" w:bidi="sw_KE"/>
+        </w:rPr>
+        <w:t xml:space="preserve"> ambao mtu anao na Mungu. Wakati </w:t>
+      </w:r>
+      <w:r>
+        <w:rPr>
+          <w:lang w:val="sw_KE" w:bidi="sw_KE"/>
+        </w:rPr>
+        <w:t>tunaomba</w:t>
+      </w:r>
+      <w:r>
+        <w:rPr>
+          <w:lang w:val="sw_KE" w:bidi="sw_KE"/>
+        </w:rPr>
+        <w:t xml:space="preserve">, roho yetu inazungumza na Mungu. Wakati mtu </w:t>
+      </w:r>
+      <w:r>
+        <w:rPr>
+          <w:lang w:val="sw_KE" w:bidi="sw_KE"/>
+        </w:rPr>
+        <w:t>anayemwamini</w:t>
+      </w:r>
+      <w:r>
+        <w:rPr>
+          <w:lang w:val="sw_KE" w:bidi="sw_KE"/>
+        </w:rPr>
+        <w:t xml:space="preserve"> Yesu anakufa, roho yake inaendelea kuishi na Mungu.</w:t>
+      </w:r>
+    </w:p>
+    <w:p>
+      <w:pPr/>
+      <w:r>
+        <w:rPr>
+          <w:lang w:val="sw_KE" w:bidi="sw_KE"/>
+        </w:rPr>
+      </w:r>
+      <w:r>
+        <w:rPr>
+          <w:lang w:val="sw_KE" w:bidi="sw_KE"/>
+        </w:rPr>
+        <w:t>Watu wengine wanafikiria kwamba roho na nafsi inaweza kuwa sawa, na kwamba maneno haya mawili yanatoa mkazo tofauti kidogo. Watu wengine wanafikiria kwamba ni tofauti, na kwamba kila mtu ana mwili, nafsi, na roho.</w:t>
+      </w:r>
+    </w:p>
+    <w:p>
+      <w:pPr/>
+      <w:r>
+        <w:rPr>
+          <w:lang w:val="sw_KE" w:bidi="sw_KE"/>
+        </w:rPr>
+      </w:r>
+      <w:r>
+        <w:rPr>
+          <w:b/>
+          <w:lang w:val="sw_KE" w:bidi="sw_KE"/>
+        </w:rPr>
+        <w:t>Wakati wa kutafsiri "nafsi" kuwa mwangalifu kuhusu mambo yafuatayo:</w:t>
+      </w:r>
+    </w:p>
+    <w:p>
+      <w:pPr/>
+      <w:r>
+        <w:rPr>
+          <w:lang w:val="sw_KE" w:bidi="sw_KE"/>
+        </w:rPr>
+      </w:r>
+      <w:r>
+        <w:rPr>
+          <w:lang w:val="sw_KE" w:bidi="sw_KE"/>
+        </w:rPr>
+        <w:t>Tafadhali kumbuka kwamba pia unahitaji kuwa na neno la "roho," "moyo," na "akili." Maneno moyo, akili, nafsi, na roho yote yanahusiana na sehemu ya ndani, isiyoonekana ya mtu, lakini kila mmoja wao ina matumizi tofauti kidogo. Unaweza kutaka kusikiliza maelezo ya kila moja ya maneno haya, kisha jadili maneno haya yote manne pamoja. Kisha unaweza kufanya uamuzi kuhusu jinsi utakavyotafsiri kila moja ya maneno haya. Lakini kumbuka kwamba katika kila muktadha fulani lazima uamue tena ikiwa umechagua neno linalofaa. Wakati mwingine, moja ya maneno haya yanaweza kuwa bora zaidi kuliko mengine.</w:t>
+      </w:r>
+    </w:p>
+    <w:p>
+      <w:pPr/>
+      <w:r>
+        <w:rPr>
+          <w:lang w:val="sw_KE" w:bidi="sw_KE"/>
+        </w:rPr>
+      </w:r>
+      <w:r>
+        <w:rPr>
+          <w:lang w:val="sw_KE" w:bidi="sw_KE"/>
+        </w:rPr>
+        <w:t>Hapa ni muhtasari mfupi wa maneno haya manne tofauti:</w:t>
+      </w:r>
+      <w:r>
+        <w:rPr>
+          <w:lang w:val="sw_KE" w:bidi="sw_KE"/>
+        </w:rPr>
+      </w:r>
+      <w:r>
+        <w:rPr>
+          <w:lang w:val="sw_KE" w:bidi="sw_KE"/>
+        </w:rPr>
+      </w:r>
+    </w:p>
+    <w:p>
+      <w:pPr/>
+      <w:r>
+        <w:rPr>
+          <w:lang w:val="sw_KE" w:bidi="sw_KE"/>
+        </w:rPr>
+      </w:r>
+    </w:p>
+    <w:p>
+      <w:pPr>
+        <w:pStyle w:val="Heading2"/>
+      </w:pPr>
+      <w:r>
+        <w:rPr>
+          <w:lang w:val="sw_KE" w:bidi="sw_KE"/>
+        </w:rPr>
+        <w:t>nasaba</w:t>
+      </w:r>
+      <w:r>
+        <w:rPr>
+          <w:lang w:val="sw_KE" w:bidi="sw_KE"/>
+        </w:rPr>
+      </w:r>
+    </w:p>
+    <w:p>
+      <w:pPr/>
+      <w:r>
+        <w:rPr>
+          <w:lang w:val="sw_KE" w:bidi="sw_KE"/>
+        </w:rPr>
+      </w:r>
+      <w:r>
+        <w:rPr>
+          <w:b/>
+          <w:lang w:val="sw_KE" w:bidi="sw_KE"/>
+        </w:rPr>
+        <w:t>Nasaba</w:t>
+      </w:r>
+      <w:r>
+        <w:rPr>
+          <w:lang w:val="sw_KE" w:bidi="sw_KE"/>
+        </w:rPr>
+        <w:t xml:space="preserve"> ni orodha ya majina ya watu ambao ni wa ukoo mmoja Nasaba inaweza kuanza na mtu mmoja na kisha kutoa orodha ya wazao wa mtu huyu - </w:t>
+      </w:r>
+      <w:r>
+        <w:rPr>
+          <w:b/>
+          <w:lang w:val="sw_KE" w:bidi="sw_KE"/>
+        </w:rPr>
+        <w:t>watu waliokuja</w:t>
+      </w:r>
+      <w:r>
+        <w:rPr>
+          <w:lang w:val="sw_KE" w:bidi="sw_KE"/>
+        </w:rPr>
+        <w:t xml:space="preserve"> baada yake - au inaweza kuanza na mtu mmoja na kutoa orodha ya </w:t>
+      </w:r>
+      <w:r>
+        <w:rPr>
+          <w:b/>
+          <w:lang w:val="sw_KE" w:bidi="sw_KE"/>
+        </w:rPr>
+        <w:t>mababu</w:t>
+      </w:r>
+      <w:r>
+        <w:rPr>
+          <w:lang w:val="sw_KE" w:bidi="sw_KE"/>
+        </w:rPr>
+        <w:t xml:space="preserve"> wa mtu huyu - watu ambao waliishi kabla yake.</w:t>
+      </w:r>
+    </w:p>
+    <w:p>
+      <w:pPr/>
+      <w:r>
+        <w:rPr>
+          <w:lang w:val="sw_KE" w:bidi="sw_KE"/>
+        </w:rPr>
+      </w:r>
+      <w:r>
+        <w:rPr>
+          <w:lang w:val="sw_KE" w:bidi="sw_KE"/>
+        </w:rPr>
+        <w:t xml:space="preserve">Nasaba inaweza kuhusisha vizazi vingi kwa </w:t>
+      </w:r>
+      <w:r>
+        <w:rPr>
+          <w:lang w:val="sw_KE" w:bidi="sw_KE"/>
+        </w:rPr>
+        <w:t>kipindi</w:t>
+      </w:r>
+      <w:r>
+        <w:rPr>
+          <w:lang w:val="sw_KE" w:bidi="sw_KE"/>
+        </w:rPr>
+        <w:t xml:space="preserve"> kirefu cha muda. Wakati mwingine orodha inaruka baadhi ya watu ambao wameishi katika familia hiyo, ili kutoa tu majina muhimu ya watu. Kwa kawaida tunasikia tu majina ya wanaume, lakini katika Biblia kuna nasaba kadhaa ambapo tunasikia majina ya wanawake pia. Wakati mwingine hadithi ya mtu maalum inaanza na nasaba.</w:t>
+      </w:r>
+      <w:r>
+        <w:rPr>
+          <w:lang w:val="sw_KE" w:bidi="sw_KE"/>
+        </w:rPr>
+      </w:r>
+      <w:r>
+        <w:rPr>
+          <w:lang w:val="sw_KE" w:bidi="sw_KE"/>
+        </w:rPr>
+      </w:r>
+    </w:p>
+    <w:p>
+      <w:pPr/>
+      <w:r>
+        <w:rPr>
+          <w:lang w:val="sw_KE" w:bidi="sw_KE"/>
+        </w:rPr>
+      </w:r>
+    </w:p>
+    <w:p>
+      <w:pPr>
+        <w:pStyle w:val="Heading2"/>
+      </w:pPr>
+      <w:r>
+        <w:rPr>
+          <w:lang w:val="sw_KE" w:bidi="sw_KE"/>
+        </w:rPr>
+        <w:t>Nazareti</w:t>
+      </w:r>
+      <w:r>
+        <w:rPr>
+          <w:lang w:val="sw_KE" w:bidi="sw_KE"/>
+        </w:rPr>
+      </w:r>
+    </w:p>
+    <w:p>
+      <w:pPr/>
+      <w:r>
+        <w:rPr>
+          <w:lang w:val="sw_KE" w:bidi="sw_KE"/>
+        </w:rPr>
+      </w:r>
+      <w:r>
+        <w:rPr>
+          <w:b/>
+          <w:lang w:val="sw_KE" w:bidi="sw_KE"/>
+        </w:rPr>
+        <w:t>Nazareti</w:t>
+      </w:r>
+      <w:r>
+        <w:rPr>
+          <w:lang w:val="sw_KE" w:bidi="sw_KE"/>
+        </w:rPr>
+        <w:t xml:space="preserve"> ni mji mdogo katika eneo la </w:t>
+      </w:r>
+      <w:r>
+        <w:rPr>
+          <w:lang w:val="sw_KE" w:bidi="sw_KE"/>
+        </w:rPr>
+        <w:t>Galilaya</w:t>
+      </w:r>
+      <w:r>
+        <w:rPr>
+          <w:lang w:val="sw_KE" w:bidi="sw_KE"/>
+        </w:rPr>
+        <w:t xml:space="preserve">, kaskazini mwa </w:t>
+      </w:r>
+      <w:r>
+        <w:rPr>
+          <w:lang w:val="sw_KE" w:bidi="sw_KE"/>
+        </w:rPr>
+        <w:t>Israeli</w:t>
+      </w:r>
+      <w:r>
+        <w:rPr>
+          <w:lang w:val="sw_KE" w:bidi="sw_KE"/>
+        </w:rPr>
+        <w:t xml:space="preserve">. Nazareti haitokei katika Agano la Kale, na mara ya kwanza tunasikia kuhusu mji huu ni wakati tunasikia kwamba </w:t>
+      </w:r>
+      <w:r>
+        <w:rPr>
+          <w:lang w:val="sw_KE" w:bidi="sw_KE"/>
+        </w:rPr>
+        <w:t>Mariamu</w:t>
+      </w:r>
+      <w:r>
+        <w:rPr>
+          <w:lang w:val="sw_KE" w:bidi="sw_KE"/>
+        </w:rPr>
+        <w:t xml:space="preserve"> na Yosefu, wazazi wa Yesu, walikuja kutoka Nazareti. Yesu alizaliwa katika kijiji kinachoitwa </w:t>
+      </w:r>
+      <w:r>
+        <w:rPr>
+          <w:lang w:val="sw_KE" w:bidi="sw_KE"/>
+        </w:rPr>
+        <w:t>Bethlehemu</w:t>
+      </w:r>
+      <w:r>
+        <w:rPr>
+          <w:lang w:val="sw_KE" w:bidi="sw_KE"/>
+        </w:rPr>
+        <w:t xml:space="preserve"> katika </w:t>
+      </w:r>
+      <w:r>
+        <w:rPr>
+          <w:lang w:val="sw_KE" w:bidi="sw_KE"/>
+        </w:rPr>
+        <w:t>Yudea</w:t>
+      </w:r>
+      <w:r>
+        <w:rPr>
+          <w:lang w:val="sw_KE" w:bidi="sw_KE"/>
+        </w:rPr>
+        <w:t xml:space="preserve">, lakini alipokuwa bado mdogo Mariamu na Yosefu walienda kuishi katika Nazareti. Kwa hivyo Yesu baadaye aliitwa Mnazareti, ambayo inamaanisha mtu kutoka Nazareti. Hiyo haikuwa pongezi. </w:t>
+      </w:r>
+      <w:r>
+        <w:rPr>
+          <w:lang w:val="sw_KE" w:bidi="sw_KE"/>
+        </w:rPr>
         <w:t>Wayahudi</w:t>
       </w:r>
       <w:r>
         <w:rPr>
           <w:lang w:val="sw_KE" w:bidi="sw_KE"/>
         </w:rPr>
-        <w:t xml:space="preserve"> mara nyingi hutumia neno "manabii," au "sheria na manabii," kurejelea sehemu ya Biblia ambayo sasa tunaiita Agano la Kale. "</w:t>
-      </w:r>
-      <w:hyperlink r:id="rId23">
-        <w:r>
-          <w:rPr>
-            <w:lang w:val="sw_KE" w:bidi="sw_KE"/>
-          </w:rPr>
-          <w:rPr>
-            <w:color w:val="0000EE"/>
-            <w:u w:val="single"/>
-          </w:rPr>
-          <w:t>Sheria</w:t>
-        </w:r>
-      </w:hyperlink>
-      <w:r>
-        <w:rPr>
-          <w:lang w:val="sw_KE" w:bidi="sw_KE"/>
-        </w:rPr>
-        <w:t>" inarejelea sehemu ya Agano la Kale ambayo inahusiana na amri za Mungu: Hizi ni vitabu vitano vya kwanza vya Agano la Kale.</w:t>
-      </w:r>
-    </w:p>
-    <w:p>
-      <w:pPr/>
-      <w:r>
-        <w:rPr>
-          <w:lang w:val="sw_KE" w:bidi="sw_KE"/>
-        </w:rPr>
-      </w:r>
-      <w:r>
-        <w:rPr>
-          <w:lang w:val="sw_KE" w:bidi="sw_KE"/>
-        </w:rPr>
-        <w:t xml:space="preserve">Wakati mwingine katika Agano la Kale tunapata maneno mengine ya nabii pia, kama </w:t>
+        <w:t xml:space="preserve"> kutoka Yudea waliwadharau watu katika Galilaya, na hata watu ndani ya Galilaya waliwadharau watu kutoka Nazareti, kwa sababu ulikuwa mji mdogo na usio na umuhimu.</w:t>
+      </w:r>
+      <w:r>
+        <w:rPr>
+          <w:lang w:val="sw_KE" w:bidi="sw_KE"/>
+        </w:rPr>
+      </w:r>
+      <w:r>
+        <w:rPr>
+          <w:lang w:val="sw_KE" w:bidi="sw_KE"/>
+        </w:rPr>
+      </w:r>
+    </w:p>
+    <w:p>
+      <w:pPr/>
+      <w:r>
+        <w:rPr>
+          <w:lang w:val="sw_KE" w:bidi="sw_KE"/>
+        </w:rPr>
+      </w:r>
+    </w:p>
+    <w:p>
+      <w:pPr>
+        <w:pStyle w:val="Heading2"/>
+      </w:pPr>
+      <w:r>
+        <w:rPr>
+          <w:lang w:val="sw_KE" w:bidi="sw_KE"/>
+        </w:rPr>
+        <w:t>ndoto</w:t>
+      </w:r>
+      <w:r>
+        <w:rPr>
+          <w:lang w:val="sw_KE" w:bidi="sw_KE"/>
+        </w:rPr>
+      </w:r>
+    </w:p>
+    <w:p>
+      <w:pPr/>
+      <w:r>
+        <w:rPr>
+          <w:lang w:val="sw_KE" w:bidi="sw_KE"/>
+        </w:rPr>
+      </w:r>
+      <w:r>
+        <w:rPr>
+          <w:lang w:val="sw_KE" w:bidi="sw_KE"/>
+        </w:rPr>
+        <w:t xml:space="preserve">Unapolala lakini unapata matukio ambayo hayatendeki kwa kweli, au unaona mambo ambayo kwa kweli hayapo, basi una </w:t>
       </w:r>
       <w:r>
         <w:rPr>
           <w:b/>
           <w:lang w:val="sw_KE" w:bidi="sw_KE"/>
         </w:rPr>
-        <w:t>mtu wa Mungu</w:t>
+        <w:t>ndoto</w:t>
+      </w:r>
+      <w:r>
+        <w:rPr>
+          <w:lang w:val="sw_KE" w:bidi="sw_KE"/>
+        </w:rPr>
+        <w:t xml:space="preserve">. </w:t>
+      </w:r>
+      <w:r>
+        <w:rPr>
+          <w:lang w:val="sw_KE" w:bidi="sw_KE"/>
+        </w:rPr>
+        <w:t>Mungu</w:t>
+      </w:r>
+      <w:r>
+        <w:rPr>
+          <w:lang w:val="sw_KE" w:bidi="sw_KE"/>
+        </w:rPr>
+        <w:t xml:space="preserve"> anaweza kutumia ndoto kuwasiliana na watu. Mungu anaweza kutumia ndoto kuwaambia watu kile kitakachotokea katika siku zijazo, au kuwaambia kitu ambacho wanahitaji kufanya.</w:t>
+      </w:r>
+    </w:p>
+    <w:p>
+      <w:pPr/>
+      <w:r>
+        <w:rPr>
+          <w:lang w:val="sw_KE" w:bidi="sw_KE"/>
+        </w:rPr>
+      </w:r>
+      <w:r>
+        <w:rPr>
+          <w:lang w:val="sw_KE" w:bidi="sw_KE"/>
+        </w:rPr>
+        <w:t xml:space="preserve">Ndoto ni tofauti na </w:t>
+      </w:r>
+      <w:r>
+        <w:rPr>
+          <w:lang w:val="sw_KE" w:bidi="sw_KE"/>
+        </w:rPr>
+        <w:t>maono</w:t>
+      </w:r>
+      <w:r>
+        <w:rPr>
+          <w:lang w:val="sw_KE" w:bidi="sw_KE"/>
+        </w:rPr>
+        <w:t>. Ndoto hutokea unapolala, lakini maono hutokea unapokuwa macho. Unapokuwa na maono, unaona kitu au kusikia kitu ambacho watu wengine walio karibu nawe hawawezi kuona au kusikia, hata ingawa huenda wakawa karibu na wewe. Mungu pia anatumia maono kuwasiliana na watu, kama vile anavyotumia ndoto.</w:t>
+      </w:r>
+      <w:r>
+        <w:rPr>
+          <w:lang w:val="sw_KE" w:bidi="sw_KE"/>
+        </w:rPr>
+      </w:r>
+      <w:r>
+        <w:rPr>
+          <w:lang w:val="sw_KE" w:bidi="sw_KE"/>
+        </w:rPr>
+      </w:r>
+    </w:p>
+    <w:p>
+      <w:pPr/>
+      <w:r>
+        <w:rPr>
+          <w:lang w:val="sw_KE" w:bidi="sw_KE"/>
+        </w:rPr>
+      </w:r>
+    </w:p>
+    <w:p>
+      <w:pPr>
+        <w:pStyle w:val="Heading2"/>
+      </w:pPr>
+      <w:r>
+        <w:rPr>
+          <w:lang w:val="sw_KE" w:bidi="sw_KE"/>
+        </w:rPr>
+        <w:t>neema</w:t>
+      </w:r>
+      <w:r>
+        <w:rPr>
+          <w:lang w:val="sw_KE" w:bidi="sw_KE"/>
+        </w:rPr>
+      </w:r>
+    </w:p>
+    <w:p>
+      <w:pPr/>
+      <w:r>
+        <w:rPr>
+          <w:lang w:val="sw_KE" w:bidi="sw_KE"/>
+        </w:rPr>
+      </w:r>
+      <w:r>
+        <w:rPr>
+          <w:lang w:val="sw_KE" w:bidi="sw_KE"/>
+        </w:rPr>
+        <w:t>Wakati mtu anatuonyesha neema, anatenda kitu kizuri kwa ajili yetu, au anatupa kitu kizuri ambacho hatustahili.</w:t>
+      </w:r>
+    </w:p>
+    <w:p>
+      <w:pPr/>
+      <w:r>
+        <w:rPr>
+          <w:lang w:val="sw_KE" w:bidi="sw_KE"/>
+        </w:rPr>
+      </w:r>
+      <w:r>
+        <w:rPr>
+          <w:lang w:val="sw_KE" w:bidi="sw_KE"/>
+        </w:rPr>
+        <w:t xml:space="preserve">Mungu anaonyesha neema kwa watu </w:t>
+      </w:r>
+      <w:r>
+        <w:rPr>
+          <w:lang w:val="sw_KE" w:bidi="sw_KE"/>
+        </w:rPr>
+        <w:t>anapowasamehe</w:t>
+      </w:r>
+      <w:r>
+        <w:rPr>
+          <w:lang w:val="sw_KE" w:bidi="sw_KE"/>
+        </w:rPr>
+        <w:t xml:space="preserve"> kwa </w:t>
+      </w:r>
+      <w:r>
+        <w:rPr>
+          <w:lang w:val="sw_KE" w:bidi="sw_KE"/>
+        </w:rPr>
+        <w:t>dhambi</w:t>
+      </w:r>
+      <w:r>
+        <w:rPr>
+          <w:lang w:val="sw_KE" w:bidi="sw_KE"/>
+        </w:rPr>
+        <w:t xml:space="preserve"> zao, na kuwafanya watoto wake. Watu wanastahili kutengwa na Mungu kwa sababu ya kuasi kwao, lakini Mungu anawapenda watu sana hivi kwamba anataka kuwasamehe. Kwa hiyo, Mungu hufanya jambo jema kwa watu ambalo hawastahili: Anawasamehe. Hii ni neema.</w:t>
+      </w:r>
+    </w:p>
+    <w:p>
+      <w:pPr/>
+      <w:r>
+        <w:rPr>
+          <w:lang w:val="sw_KE" w:bidi="sw_KE"/>
+        </w:rPr>
+      </w:r>
+      <w:r>
+        <w:rPr>
+          <w:lang w:val="sw_KE" w:bidi="sw_KE"/>
+        </w:rPr>
+        <w:t xml:space="preserve">Wakati mwingine, neema ina maana ya kitu kizuri ambacho Mungu amemfanyia mtu fulani au kitu kizuri ambacho amewapa. Kwa mfano, Paulo anasema kwamba Mungu </w:t>
+      </w:r>
+      <w:r>
+        <w:rPr>
+          <w:b/>
+          <w:lang w:val="sw_KE" w:bidi="sw_KE"/>
+        </w:rPr>
+        <w:t>alimpa</w:t>
+      </w:r>
+      <w:r>
+        <w:rPr>
+          <w:lang w:val="sw_KE" w:bidi="sw_KE"/>
+        </w:rPr>
+        <w:t xml:space="preserve"> Paulo neema ya kuwa </w:t>
+      </w:r>
+      <w:r>
+        <w:rPr>
+          <w:lang w:val="sw_KE" w:bidi="sw_KE"/>
+        </w:rPr>
+        <w:t>mtume</w:t>
+      </w:r>
+      <w:r>
+        <w:rPr>
+          <w:lang w:val="sw_KE" w:bidi="sw_KE"/>
+        </w:rPr>
+        <w:t>. Paulo hakustahili kuwa mtume, lakini bado Mungu alimfanya kuwa mtume. Mungu alimwonyesha neema.</w:t>
+      </w:r>
+      <w:r>
+        <w:rPr>
+          <w:lang w:val="sw_KE" w:bidi="sw_KE"/>
+        </w:rPr>
+      </w:r>
+      <w:r>
+        <w:rPr>
+          <w:lang w:val="sw_KE" w:bidi="sw_KE"/>
+        </w:rPr>
+      </w:r>
+    </w:p>
+    <w:p>
+      <w:pPr/>
+      <w:r>
+        <w:rPr>
+          <w:lang w:val="sw_KE" w:bidi="sw_KE"/>
+        </w:rPr>
+      </w:r>
+    </w:p>
+    <w:p>
+      <w:pPr>
+        <w:pStyle w:val="Heading2"/>
+      </w:pPr>
+      <w:r>
+        <w:rPr>
+          <w:lang w:val="sw_KE" w:bidi="sw_KE"/>
+        </w:rPr>
+        <w:t>Neno</w:t>
+      </w:r>
+      <w:r>
+        <w:rPr>
+          <w:lang w:val="sw_KE" w:bidi="sw_KE"/>
+        </w:rPr>
+      </w:r>
+    </w:p>
+    <w:p>
+      <w:pPr/>
+      <w:r>
+        <w:rPr>
+          <w:lang w:val="sw_KE" w:bidi="sw_KE"/>
+        </w:rPr>
+      </w:r>
+      <w:r>
+        <w:rPr>
+          <w:lang w:val="sw_KE" w:bidi="sw_KE"/>
+        </w:rPr>
+        <w:t xml:space="preserve">Katika Biblia, </w:t>
+      </w:r>
+      <w:r>
+        <w:rPr>
+          <w:b/>
+          <w:lang w:val="sw_KE" w:bidi="sw_KE"/>
+        </w:rPr>
+        <w:t>neno</w:t>
+      </w:r>
+      <w:r>
+        <w:rPr>
+          <w:lang w:val="sw_KE" w:bidi="sw_KE"/>
+        </w:rPr>
+        <w:t xml:space="preserve"> kwa kawaida linamaanisha </w:t>
+      </w:r>
+      <w:r>
+        <w:rPr>
+          <w:b/>
+          <w:lang w:val="sw_KE" w:bidi="sw_KE"/>
+        </w:rPr>
+        <w:t>neno la Mungu</w:t>
+      </w:r>
+      <w:r>
+        <w:rPr>
+          <w:lang w:val="sw_KE" w:bidi="sw_KE"/>
+        </w:rPr>
+        <w:t xml:space="preserve">. Neno la Mungu linamaanisha kila kitu ambacho Mungu anawaambia watu. Mungu anazungumza na watu moja kwa moja, au kwa njia ya watu wanaoitwa </w:t>
+      </w:r>
+      <w:r>
+        <w:rPr>
+          <w:lang w:val="sw_KE" w:bidi="sw_KE"/>
+        </w:rPr>
+        <w:t>manabii</w:t>
+      </w:r>
+      <w:r>
+        <w:rPr>
+          <w:lang w:val="sw_KE" w:bidi="sw_KE"/>
+        </w:rPr>
+        <w:t>. Mungu pia anazungumza kwa njia ya matendo yake: Watu wanapoona kile ambacho Mungu anafanya, watu wanaweza kuelewa kile anachowaambia.</w:t>
+      </w:r>
+    </w:p>
+    <w:p>
+      <w:pPr/>
+      <w:r>
+        <w:rPr>
+          <w:lang w:val="sw_KE" w:bidi="sw_KE"/>
+        </w:rPr>
+      </w:r>
+      <w:r>
+        <w:rPr>
+          <w:lang w:val="sw_KE" w:bidi="sw_KE"/>
+        </w:rPr>
+        <w:t xml:space="preserve">Watu katika Agano Jipya wanapozungumzia "neno," au "neno la Mungu," au "neno la Bwana," kwa kawaida wanamaanisha </w:t>
+      </w:r>
+      <w:r>
+        <w:rPr>
+          <w:lang w:val="sw_KE" w:bidi="sw_KE"/>
+        </w:rPr>
+        <w:t>habari njema</w:t>
+      </w:r>
+      <w:r>
+        <w:rPr>
+          <w:lang w:val="sw_KE" w:bidi="sw_KE"/>
+        </w:rPr>
+        <w:t xml:space="preserve"> kwamba Yesu amekuja ulimwenguni.</w:t>
+      </w:r>
+    </w:p>
+    <w:p>
+      <w:pPr/>
+      <w:r>
+        <w:rPr>
+          <w:lang w:val="sw_KE" w:bidi="sw_KE"/>
+        </w:rPr>
+      </w:r>
+      <w:r>
+        <w:rPr>
+          <w:lang w:val="sw_KE" w:bidi="sw_KE"/>
+        </w:rPr>
+        <w:t xml:space="preserve">Watu wanaweza kujua kile ambacho Mungu anawaambia kupitia </w:t>
+      </w:r>
+      <w:r>
+        <w:rPr>
+          <w:lang w:val="sw_KE" w:bidi="sw_KE"/>
+        </w:rPr>
+        <w:t>Maandiko</w:t>
+      </w:r>
+      <w:r>
+        <w:rPr>
+          <w:lang w:val="sw_KE" w:bidi="sw_KE"/>
+        </w:rPr>
+        <w:t>—Biblia. Kwa hivyo, watu pia wanaiita Maandiko "neno la Mungu."</w:t>
+      </w:r>
+      <w:r>
+        <w:rPr>
+          <w:lang w:val="sw_KE" w:bidi="sw_KE"/>
+        </w:rPr>
+      </w:r>
+      <w:r>
+        <w:rPr>
+          <w:lang w:val="sw_KE" w:bidi="sw_KE"/>
+        </w:rPr>
+      </w:r>
+    </w:p>
+    <w:p>
+      <w:pPr/>
+      <w:r>
+        <w:rPr>
+          <w:lang w:val="sw_KE" w:bidi="sw_KE"/>
+        </w:rPr>
+      </w:r>
+    </w:p>
+    <w:p>
+      <w:pPr>
+        <w:pStyle w:val="Heading2"/>
+      </w:pPr>
+      <w:r>
+        <w:rPr>
+          <w:lang w:val="sw_KE" w:bidi="sw_KE"/>
+        </w:rPr>
+        <w:t>ngamia</w:t>
+      </w:r>
+      <w:r>
+        <w:rPr>
+          <w:lang w:val="sw_KE" w:bidi="sw_KE"/>
+        </w:rPr>
+      </w:r>
+    </w:p>
+    <w:p>
+      <w:pPr/>
+      <w:r>
+        <w:rPr>
+          <w:lang w:val="sw_KE" w:bidi="sw_KE"/>
+        </w:rPr>
+      </w:r>
+      <w:r>
+        <w:rPr>
+          <w:b/>
+          <w:lang w:val="sw_KE" w:bidi="sw_KE"/>
+        </w:rPr>
+        <w:t>Ngamia</w:t>
+      </w:r>
+      <w:r>
+        <w:rPr>
+          <w:lang w:val="sw_KE" w:bidi="sw_KE"/>
+        </w:rPr>
+        <w:t xml:space="preserve"> ni mnyama kubwa, mwenye nguvu ambaye anaweza kutembea kwa umbali mrefu sana bila kuhitaji chakula au maji. Watu waliketi kwenye ngamia wakati wa kusafiri, na walitumia ngamia kubeba mizigo. Ngamia ana unene moja au mbili nyuma yake. Ndani ya unyovu haya, ngamia anahifadhi mafuta ambayo inaruhusu ngamia kwenda kwa muda mrefu bila chakula au maji. Mara tu ngamia ana fursa ya kunywa, itakunywa kiasi kikubwa cha maji wakati mmoja.</w:t>
+      </w:r>
+    </w:p>
+    <w:p>
+      <w:pPr/>
+      <w:r>
+        <w:rPr>
+          <w:lang w:val="sw_KE" w:bidi="sw_KE"/>
+        </w:rPr>
+      </w:r>
+      <w:r>
+        <w:rPr>
+          <w:lang w:val="sw_KE" w:bidi="sw_KE"/>
+        </w:rPr>
+        <w:t xml:space="preserve">Ngamia alikuwa mnyama mkubwa zaidi ambaye alikuwepo katika </w:t>
+      </w:r>
+      <w:r>
+        <w:rPr>
+          <w:lang w:val="sw_KE" w:bidi="sw_KE"/>
+        </w:rPr>
+        <w:t>Israeli</w:t>
+      </w:r>
+      <w:r>
+        <w:rPr>
+          <w:lang w:val="sw_KE" w:bidi="sw_KE"/>
+        </w:rPr>
+        <w:t>.</w:t>
+      </w:r>
+    </w:p>
+    <w:p>
+      <w:pPr/>
+      <w:r>
+        <w:rPr>
+          <w:lang w:val="sw_KE" w:bidi="sw_KE"/>
+        </w:rPr>
+      </w:r>
+      <w:r>
+        <w:rPr>
+          <w:lang w:val="sw_KE" w:bidi="sw_KE"/>
+        </w:rPr>
+        <w:t xml:space="preserve">Watu wangeweza kufanya nywele fupi, zenye ngamia kwenye nguo. Hii ilifanya nguo rahisi na mbaya. </w:t>
+      </w:r>
+      <w:r>
+        <w:rPr>
+          <w:lang w:val="sw_KE" w:bidi="sw_KE"/>
+        </w:rPr>
+        <w:t>Yohana Mbatizaji</w:t>
+      </w:r>
+      <w:r>
+        <w:rPr>
+          <w:lang w:val="sw_KE" w:bidi="sw_KE"/>
+        </w:rPr>
+        <w:t xml:space="preserve"> alivaa nguo zilizotengenezwa kutoka kwa nywele za ngamia.</w:t>
+      </w:r>
+      <w:r>
+        <w:rPr>
+          <w:lang w:val="sw_KE" w:bidi="sw_KE"/>
+        </w:rPr>
+      </w:r>
+      <w:r>
+        <w:rPr>
+          <w:lang w:val="sw_KE" w:bidi="sw_KE"/>
+        </w:rPr>
+      </w:r>
+    </w:p>
+    <w:p>
+      <w:pPr/>
+      <w:r>
+        <w:rPr>
+          <w:lang w:val="sw_KE" w:bidi="sw_KE"/>
+        </w:rPr>
+      </w:r>
+    </w:p>
+    <w:p>
+      <w:pPr>
+        <w:pStyle w:val="Heading2"/>
+      </w:pPr>
+      <w:r>
+        <w:rPr>
+          <w:lang w:val="sw_KE" w:bidi="sw_KE"/>
+        </w:rPr>
+        <w:t>nguvu</w:t>
+      </w:r>
+      <w:r>
+        <w:rPr>
+          <w:lang w:val="sw_KE" w:bidi="sw_KE"/>
+        </w:rPr>
+      </w:r>
+    </w:p>
+    <w:p>
+      <w:pPr/>
+      <w:r>
+        <w:rPr>
+          <w:lang w:val="sw_KE" w:bidi="sw_KE"/>
+        </w:rPr>
+      </w:r>
+      <w:r>
+        <w:rPr>
+          <w:b/>
+          <w:lang w:val="sw_KE" w:bidi="sw_KE"/>
+        </w:rPr>
+        <w:t>Nguvu</w:t>
+      </w:r>
+      <w:r>
+        <w:rPr>
+          <w:lang w:val="sw_KE" w:bidi="sw_KE"/>
+        </w:rPr>
+        <w:t xml:space="preserve"> ni uwezo wa mtu wa kufanya jambo au nguvu zake za kimwili. Maneno "</w:t>
+      </w:r>
+      <w:r>
+        <w:rPr>
+          <w:b/>
+          <w:lang w:val="sw_KE" w:bidi="sw_KE"/>
+        </w:rPr>
+        <w:t>moyo</w:t>
       </w:r>
       <w:r>
         <w:rPr>
@@ -557,139 +1835,317 @@
           <w:b/>
           <w:lang w:val="sw_KE" w:bidi="sw_KE"/>
         </w:rPr>
-        <w:t>mtumishi wa Mungu</w:t>
-      </w:r>
-      <w:r>
-        <w:rPr>
-          <w:lang w:val="sw_KE" w:bidi="sw_KE"/>
-        </w:rPr>
-        <w:t xml:space="preserve">, au </w:t>
+        <w:t>nafsi</w:t>
+      </w:r>
+      <w:r>
+        <w:rPr>
+          <w:lang w:val="sw_KE" w:bidi="sw_KE"/>
+        </w:rPr>
+        <w:t xml:space="preserve">, </w:t>
       </w:r>
       <w:r>
         <w:rPr>
           <w:b/>
           <w:lang w:val="sw_KE" w:bidi="sw_KE"/>
         </w:rPr>
-        <w:t>mwonaji</w:t>
-      </w:r>
-      <w:r>
-        <w:rPr>
-          <w:lang w:val="sw_KE" w:bidi="sw_KE"/>
-        </w:rPr>
-        <w:t>. "Mwonaji" anamaanisha mtu ambaye anaweza kuona. Nabii ni mwonaji kwa sababu anaweza kumwona, au kuelewa, Mungu wazi zaidi kuliko watu wengine, na anajua mambo ambayo watu wengine hawawezi kujua. Hii inafanyika kwa sababu Mungu anampa nabii ufahamu huu.</w:t>
-      </w:r>
-    </w:p>
-    <w:p>
-      <w:pPr/>
-      <w:r>
-        <w:rPr>
-          <w:lang w:val="sw_KE" w:bidi="sw_KE"/>
-        </w:rPr>
-      </w:r>
-      <w:r>
-        <w:rPr>
-          <w:lang w:val="sw_KE" w:bidi="sw_KE"/>
-        </w:rPr>
-        <w:t xml:space="preserve">Kulikuwa pia na </w:t>
+        <w:t>akili</w:t>
+      </w:r>
+      <w:r>
+        <w:rPr>
+          <w:lang w:val="sw_KE" w:bidi="sw_KE"/>
+        </w:rPr>
+        <w:t xml:space="preserve">, na </w:t>
       </w:r>
       <w:r>
         <w:rPr>
           <w:b/>
           <w:lang w:val="sw_KE" w:bidi="sw_KE"/>
         </w:rPr>
-        <w:t>manabii wa uongo</w:t>
-      </w:r>
-      <w:r>
-        <w:rPr>
-          <w:lang w:val="sw_KE" w:bidi="sw_KE"/>
-        </w:rPr>
-        <w:t>. Nabii wa uongo hatoi ujumbe unaotoka kwa Mungu. Nabii wa uongo anatunga ujumbe wake na kusema tu kile ambacho watu wanapenda kusikia. Kwa njia hii, watu watampenda nabii na kumheshimu Tunaweza kutambua nabii wa uongo kwa sababu mambo anayoyasema hayatakuwa kweli.</w:t>
-      </w:r>
-    </w:p>
-    <w:p>
-      <w:pPr/>
-      <w:r>
-        <w:rPr>
-          <w:lang w:val="sw_KE" w:bidi="sw_KE"/>
-        </w:rPr>
-      </w:r>
-      <w:r>
-        <w:rPr>
-          <w:lang w:val="sw_KE" w:bidi="sw_KE"/>
-        </w:rPr>
-        <w:t xml:space="preserve">Katika Agano la Kale wakati mwingine tunasikia kuhusu makundi ya manabii. Manabii hawa walikuwa tofauti kidogo kuliko manabii tuliowataja hadi sasa. Aina hizi zingine za manabii wangefuata mila fulani, kwa mfano kumsikiliza mtu anayecheza ala ya muziki, na kisha wangeingia katika ufahamu. Hii inamaana kwamba hawakuwa na macho kabisa, na pia hawakuwa wamelala kabisa. Katika hali hii, Mungu wakati mwingine angewapa ufunuo maalum. Watu wanapotaka kujua nini cha kufanya, wakati mwingine wangeenda kwa nabii kama huyu, na kisha nabii angejaribu kuingia katika maono haya na kupata ujumbe kutoka kwa Mungu kuhusu kile ambacho mtu huyu alipaswa kufanya. Watu ambao waliingia katika aina hii ya maono pia wangeanza kumsifu na </w:t>
+        <w:t>nguvu</w:t>
+      </w:r>
+      <w:r>
+        <w:rPr>
+          <w:lang w:val="sw_KE" w:bidi="sw_KE"/>
+        </w:rPr>
+        <w:t>" yote yanafanya kazi pamoja ili kuelezea utu wote na uwezo wa mtu.</w:t>
+      </w:r>
+      <w:r>
+        <w:rPr>
+          <w:lang w:val="sw_KE" w:bidi="sw_KE"/>
+        </w:rPr>
+      </w:r>
+      <w:r>
+        <w:rPr>
+          <w:lang w:val="sw_KE" w:bidi="sw_KE"/>
+        </w:rPr>
+      </w:r>
+    </w:p>
+    <w:p>
+      <w:pPr/>
+      <w:r>
+        <w:rPr>
+          <w:lang w:val="sw_KE" w:bidi="sw_KE"/>
+        </w:rPr>
+      </w:r>
+    </w:p>
+    <w:p>
+      <w:pPr>
+        <w:pStyle w:val="Heading2"/>
+      </w:pPr>
+      <w:r>
+        <w:rPr>
+          <w:lang w:val="sw_KE" w:bidi="sw_KE"/>
+        </w:rPr>
+        <w:t>nira</w:t>
+      </w:r>
+      <w:r>
+        <w:rPr>
+          <w:lang w:val="sw_KE" w:bidi="sw_KE"/>
+        </w:rPr>
+      </w:r>
+    </w:p>
+    <w:p>
+      <w:pPr/>
+      <w:r>
+        <w:rPr>
+          <w:lang w:val="sw_KE" w:bidi="sw_KE"/>
+        </w:rPr>
+      </w:r>
+      <w:r>
+        <w:rPr>
+          <w:lang w:val="sw_KE" w:bidi="sw_KE"/>
+        </w:rPr>
+        <w:t xml:space="preserve">Nira ni </w:t>
       </w:r>
       <w:r>
         <w:rPr>
           <w:b/>
           <w:lang w:val="sw_KE" w:bidi="sw_KE"/>
         </w:rPr>
-        <w:t>kumwabudu</w:t>
-      </w:r>
-      <w:r>
-        <w:rPr>
-          <w:lang w:val="sw_KE" w:bidi="sw_KE"/>
-        </w:rPr>
-        <w:t xml:space="preserve"> Mungu.</w:t>
-      </w:r>
-    </w:p>
-    <w:p>
-      <w:pPr/>
-      <w:r>
-        <w:rPr>
-          <w:lang w:val="sw_KE" w:bidi="sw_KE"/>
-        </w:rPr>
-      </w:r>
-      <w:r>
-        <w:rPr>
-          <w:lang w:val="sw_KE" w:bidi="sw_KE"/>
-        </w:rPr>
-        <w:t xml:space="preserve">Katika Agano Jipya, Paulo anatufundisha kwamba </w:t>
-      </w:r>
-      <w:hyperlink r:id="rId21">
-        <w:r>
-          <w:rPr>
-            <w:lang w:val="sw_KE" w:bidi="sw_KE"/>
-          </w:rPr>
-          <w:rPr>
-            <w:color w:val="0000EE"/>
-            <w:u w:val="single"/>
-          </w:rPr>
-          <w:t>Roho Mtakatifu</w:t>
-        </w:r>
-      </w:hyperlink>
-      <w:r>
-        <w:rPr>
-          <w:lang w:val="sw_KE" w:bidi="sw_KE"/>
-        </w:rPr>
-        <w:t xml:space="preserve"> anawapa watu wengine uwezo wa kuzungumza na unabii. Kwa njia ya Roho Mtakatifu, Mungu anaweza kuwapa </w:t>
+        <w:t>kamba</w:t>
+      </w:r>
+      <w:r>
+        <w:rPr>
+          <w:lang w:val="sw_KE" w:bidi="sw_KE"/>
+        </w:rPr>
+        <w:t xml:space="preserve"> ya mbao yenye ufunguzi mbili ambazo watu hutumia kufunga ng'ombe wawili au wanyama wengine wawili pamoja. Kisha wanyama wanaweza kutembea pamoja ili kulima au gari. Nira inawasaidia wanyama kutembea kwa hatua kwa kila mmoja ili waweze kuvuta mzigo wao kwa urahisi. Ili hii ifanye kazi, wanyama wanapaswa kuwa takriban ukubwa sawa.</w:t>
+      </w:r>
+    </w:p>
+    <w:p>
+      <w:pPr/>
+      <w:r>
+        <w:rPr>
+          <w:lang w:val="sw_KE" w:bidi="sw_KE"/>
+        </w:rPr>
+      </w:r>
+      <w:r>
+        <w:rPr>
+          <w:lang w:val="sw_KE" w:bidi="sw_KE"/>
+        </w:rPr>
+        <w:t>Biblia wakati mwingine inatumia nira kama lugha maalum ya kuolewa. Watu wawili wanapooana lakini hawafaani, unaweza kusema kwamba wamefungwa nira isiyo sawa. Ni kama wanyama wawili tofauti wanajaribu kuvuta mzigo, lakini wanakwenda kwa kasi tofauti. Matokeo ni safari yenye matatizo sana!</w:t>
+      </w:r>
+    </w:p>
+    <w:p>
+      <w:pPr/>
+      <w:r>
+        <w:rPr>
+          <w:lang w:val="sw_KE" w:bidi="sw_KE"/>
+        </w:rPr>
+      </w:r>
+      <w:r>
+        <w:rPr>
+          <w:lang w:val="sw_KE" w:bidi="sw_KE"/>
+        </w:rPr>
+        <w:t xml:space="preserve">Watu pia wanaweza kumlazimisha mtu kubeba nira ikiwa mtu huyo ni </w:t>
+      </w:r>
+      <w:r>
+        <w:rPr>
+          <w:lang w:val="sw_KE" w:bidi="sw_KE"/>
+        </w:rPr>
+        <w:t>mtumwa</w:t>
+      </w:r>
+      <w:r>
+        <w:rPr>
+          <w:lang w:val="sw_KE" w:bidi="sw_KE"/>
+        </w:rPr>
+        <w:t xml:space="preserve"> au mfungwa. Biblia wakati mwingine inatumia neno nira kama lugha maalum kuzungumzia utumwa au ugumu. Mtu anapostahili kufanya kazi kwa bidii sana, unaweza kusema kwamba anabeba nira nzito.</w:t>
+      </w:r>
+      <w:r>
+        <w:rPr>
+          <w:lang w:val="sw_KE" w:bidi="sw_KE"/>
+        </w:rPr>
+      </w:r>
+      <w:r>
+        <w:rPr>
+          <w:lang w:val="sw_KE" w:bidi="sw_KE"/>
+        </w:rPr>
+      </w:r>
+    </w:p>
+    <w:p>
+      <w:pPr/>
+      <w:r>
+        <w:rPr>
+          <w:lang w:val="sw_KE" w:bidi="sw_KE"/>
+        </w:rPr>
+      </w:r>
+    </w:p>
+    <w:p>
+      <w:pPr>
+        <w:pStyle w:val="Heading2"/>
+      </w:pPr>
+      <w:r>
+        <w:rPr>
+          <w:lang w:val="sw_KE" w:bidi="sw_KE"/>
+        </w:rPr>
+        <w:t>njiwa</w:t>
+      </w:r>
+      <w:r>
+        <w:rPr>
+          <w:lang w:val="sw_KE" w:bidi="sw_KE"/>
+        </w:rPr>
+      </w:r>
+    </w:p>
+    <w:p>
+      <w:pPr/>
+      <w:r>
+        <w:rPr>
+          <w:lang w:val="sw_KE" w:bidi="sw_KE"/>
+        </w:rPr>
       </w:r>
       <w:r>
         <w:rPr>
           <w:b/>
           <w:lang w:val="sw_KE" w:bidi="sw_KE"/>
         </w:rPr>
-        <w:t>waumini</w:t>
-      </w:r>
-      <w:r>
-        <w:rPr>
-          <w:lang w:val="sw_KE" w:bidi="sw_KE"/>
-        </w:rPr>
-        <w:t xml:space="preserve"> hawa maarifa maalum au ufahamu ambao ni kwa manufaa ya kanisa. Paulo anaiita hii zawadi ya unabii. Si kila muumini anaweza kuwa na zawadi hii, kwa sababu Roho Mtakatifu anawapa watu tofauti.</w:t>
-      </w:r>
-    </w:p>
-    <w:p>
-      <w:pPr/>
-      <w:r>
-        <w:rPr>
-          <w:lang w:val="sw_KE" w:bidi="sw_KE"/>
-        </w:rPr>
-      </w:r>
-      <w:r>
-        <w:rPr>
-          <w:lang w:val="sw_KE" w:bidi="sw_KE"/>
-        </w:rPr>
-        <w:t>Kama vile katika wakati wa Agano la Kale, watu wanaweza kudanganya wengine na kutoa unabii wa uongo. Kwa hivyo, waumini wengine wanapaswa kusikiliza kwa makini unabii na kuangalia ikiwa hii inaweza kuwa ujumbe kutoka kwa Mungu.</w:t>
+        <w:t>Njiwa</w:t>
+      </w:r>
+      <w:r>
+        <w:rPr>
+          <w:lang w:val="sw_KE" w:bidi="sw_KE"/>
+        </w:rPr>
+        <w:t xml:space="preserve"> ni aina ya ndege ambayo ni ya kawaida sana katika </w:t>
+      </w:r>
+      <w:r>
+        <w:rPr>
+          <w:lang w:val="sw_KE" w:bidi="sw_KE"/>
+        </w:rPr>
+        <w:t>Israeli</w:t>
+      </w:r>
+      <w:r>
+        <w:rPr>
+          <w:lang w:val="sw_KE" w:bidi="sw_KE"/>
+        </w:rPr>
+        <w:t>. Kuna aina tofauti na ukubwa wa njiwa. Baadhi yao ni weupe na wengine wana madoadoa au wana rangi kadhaa. Njiwa anajulikana kuwa ndege mpole na wa amani. Njiwa wanaweza kuruka umbali mrefu, na ni wazuri sana katika kutafuta njia yao ya kurudi ambapo walikuja.</w:t>
+      </w:r>
+    </w:p>
+    <w:p>
+      <w:pPr/>
+      <w:r>
+        <w:rPr>
+          <w:lang w:val="sw_KE" w:bidi="sw_KE"/>
+        </w:rPr>
+      </w:r>
+      <w:r>
+        <w:rPr>
+          <w:lang w:val="sw_KE" w:bidi="sw_KE"/>
+        </w:rPr>
+        <w:t xml:space="preserve">Mungu alihitaji </w:t>
+      </w:r>
+      <w:r>
+        <w:rPr>
+          <w:lang w:val="sw_KE" w:bidi="sw_KE"/>
+        </w:rPr>
+        <w:t>Waisraeli</w:t>
+      </w:r>
+      <w:r>
+        <w:rPr>
+          <w:lang w:val="sw_KE" w:bidi="sw_KE"/>
+        </w:rPr>
+        <w:t xml:space="preserve"> wamtolee </w:t>
+      </w:r>
+      <w:r>
+        <w:rPr>
+          <w:lang w:val="sw_KE" w:bidi="sw_KE"/>
+        </w:rPr>
+        <w:t>dhabihu</w:t>
+      </w:r>
+      <w:r>
+        <w:rPr>
+          <w:lang w:val="sw_KE" w:bidi="sw_KE"/>
+        </w:rPr>
+        <w:t xml:space="preserve"> za wanyama wakati wa mila tofauti. Kwa kawaida wanyama hawa walikuwa kondoo, mbuzi, au ng'ombe. Kwa watu maskini wanyama hawa walikuwa ghali sana. Kwa hivyo Mungu aliwaruhusu watu watoe jozi la njiwa kama dhabihu badala yake.</w:t>
+      </w:r>
+    </w:p>
+    <w:p>
+      <w:pPr/>
+      <w:r>
+        <w:rPr>
+          <w:lang w:val="sw_KE" w:bidi="sw_KE"/>
+        </w:rPr>
+      </w:r>
+      <w:r>
+        <w:rPr>
+          <w:lang w:val="sw_KE" w:bidi="sw_KE"/>
+        </w:rPr>
+        <w:t xml:space="preserve">Wakati Yesu </w:t>
+      </w:r>
+      <w:r>
+        <w:rPr>
+          <w:lang w:val="sw_KE" w:bidi="sw_KE"/>
+        </w:rPr>
+        <w:t>alibatizwa</w:t>
+      </w:r>
+      <w:r>
+        <w:rPr>
+          <w:lang w:val="sw_KE" w:bidi="sw_KE"/>
+        </w:rPr>
+        <w:t xml:space="preserve">, </w:t>
+      </w:r>
+      <w:r>
+        <w:rPr>
+          <w:lang w:val="sw_KE" w:bidi="sw_KE"/>
+        </w:rPr>
+        <w:t>Roho Mtakatifu</w:t>
+      </w:r>
+      <w:r>
+        <w:rPr>
+          <w:lang w:val="sw_KE" w:bidi="sw_KE"/>
+        </w:rPr>
+        <w:t xml:space="preserve"> alikuja chini yake akionekana kama njiwa. Hii haimaanishi kwamba Roho Mtakatifu ni njiwa ila tu kwamba wakati huo Roho Mtakatifu alionekana kama njiwa.</w:t>
+      </w:r>
+      <w:r>
+        <w:rPr>
+          <w:lang w:val="sw_KE" w:bidi="sw_KE"/>
+        </w:rPr>
+      </w:r>
+      <w:r>
+        <w:rPr>
+          <w:lang w:val="sw_KE" w:bidi="sw_KE"/>
+        </w:rPr>
+      </w:r>
+    </w:p>
+    <w:p>
+      <w:pPr/>
+      <w:r>
+        <w:rPr>
+          <w:lang w:val="sw_KE" w:bidi="sw_KE"/>
+        </w:rPr>
+      </w:r>
+    </w:p>
+    <w:p>
+      <w:pPr>
+        <w:pStyle w:val="Heading2"/>
+      </w:pPr>
+      <w:r>
+        <w:rPr>
+          <w:lang w:val="sw_KE" w:bidi="sw_KE"/>
+        </w:rPr>
+        <w:t>nyavu</w:t>
+      </w:r>
+      <w:r>
+        <w:rPr>
+          <w:lang w:val="sw_KE" w:bidi="sw_KE"/>
+        </w:rPr>
       </w:r>
     </w:p>
     <w:p>
@@ -704,81 +2160,13 @@
           <w:b/>
           <w:lang w:val="sw_KE" w:bidi="sw_KE"/>
         </w:rPr>
-        <w:t>Unapotafsiri kuhani, kuwa mwangalifu kuhusu mambo yafuatayo:</w:t>
-      </w:r>
-    </w:p>
-    <w:p>
-      <w:pPr/>
-      <w:r>
-        <w:rPr>
-          <w:lang w:val="sw_KE" w:bidi="sw_KE"/>
-        </w:rPr>
-      </w:r>
-      <w:r>
-        <w:rPr>
-          <w:lang w:val="sw_KE" w:bidi="sw_KE"/>
-        </w:rPr>
-        <w:t xml:space="preserve">Kuwa mwangalifu ili watu wasichanganyikiwe na neno ambalo umechagua kwa </w:t>
-      </w:r>
-      <w:hyperlink r:id="rId24">
-        <w:r>
-          <w:rPr>
-            <w:lang w:val="sw_KE" w:bidi="sw_KE"/>
-          </w:rPr>
-          <w:rPr>
-            <w:color w:val="0000EE"/>
-            <w:u w:val="single"/>
-          </w:rPr>
-          <w:t>malaika</w:t>
-        </w:r>
-      </w:hyperlink>
-      <w:r>
-        <w:rPr>
-          <w:lang w:val="sw_KE" w:bidi="sw_KE"/>
-        </w:rPr>
-        <w:t>. Malaika pia anatoa ujumbe kutoka kwa Mungu kwa watu, lakini malaika ni kiumbe kisicho cha kawaida wakati nabii ni mwanadamu.</w:t>
-      </w:r>
-    </w:p>
-    <w:p>
-      <w:pPr/>
-      <w:r>
-        <w:rPr>
-          <w:lang w:val="sw_KE" w:bidi="sw_KE"/>
-        </w:rPr>
-      </w:r>
-      <w:r>
-        <w:rPr>
-          <w:lang w:val="sw_KE" w:bidi="sw_KE"/>
-        </w:rPr>
-        <w:t>Hakikisha hutumii neno ambalo katika lugha yako linamaanisha tu kwamba mtu fulani anasimulia kuhusu yale yatakayotokea wakati ujao. Kuzungumza kuhusu wakati ujao ni sehemu ndogo tu ya maana kuwa nabii katika Biblia.</w:t>
-      </w:r>
-    </w:p>
-    <w:p>
-      <w:pPr/>
-      <w:r>
-        <w:rPr>
-          <w:lang w:val="sw_KE" w:bidi="sw_KE"/>
-        </w:rPr>
-      </w:r>
-      <w:r>
-        <w:rPr>
-          <w:lang w:val="sw_KE" w:bidi="sw_KE"/>
-        </w:rPr>
-        <w:t>Kuwa mwangalifu usitumie neno lile ambalo umetumia kwa neno "mhubiri." Mhubiri huwafundisha watu jambo fulani kumhusu, Mungu lakini mhubiri hasemi maneno ya Mungu moja kwa moja kila wakati kama nabii anavyofanya.</w:t>
-      </w:r>
-    </w:p>
-    <w:p>
-      <w:pPr/>
-      <w:r>
-        <w:rPr>
-          <w:lang w:val="sw_KE" w:bidi="sw_KE"/>
-        </w:rPr>
-      </w:r>
-      <w:r>
-        <w:rPr>
-          <w:lang w:val="sw_KE" w:bidi="sw_KE"/>
-        </w:rPr>
-        <w:t>Katika lugha zingine, tafsiri nzuri ya neno "nabii" inaweza kuwa: "Msemaji kutoka kwa Mungu," "mtu anayewapa watu ujumbe kutoka kwa Mungu," au "mtu anayezungumza kwa niaba ya Mungu."</w:t>
+        <w:t>Wavu wa uvuvi</w:t>
+      </w:r>
+      <w:r>
+        <w:rPr>
+          <w:lang w:val="sw_KE" w:bidi="sw_KE"/>
+        </w:rPr>
+        <w:t xml:space="preserve"> ni chombo ambacho watu hutumia kukamata samaki. Watu wanafunga kamba nyembamba pamoja ili kutengeneza aina ya nguo ambayo kimsingi ni mashimo mengi tu Mvuvi atatupa wavu ndani ya maji na kisha kuuvuta juu tena wakati samaki wameingia ndani ya wavu. Wakati mvuvi anavuta wavu, maji yatakayotoka nje ya wavu, lakini samaki hawataweza kutoroka kwa njia ya mashimo madogo na wananaswa.</w:t>
       </w:r>
       <w:r>
         <w:rPr>
@@ -807,1916 +2195,268 @@
         <w:rPr>
           <w:lang w:val="sw_KE" w:bidi="sw_KE"/>
         </w:rPr>
-        <w:t>nadhiri</w:t>
-      </w:r>
-      <w:r>
-        <w:rPr>
-          <w:lang w:val="sw_KE" w:bidi="sw_KE"/>
-        </w:rPr>
-      </w:r>
-    </w:p>
-    <w:p>
-      <w:pPr/>
-      <w:r>
-        <w:rPr>
-          <w:lang w:val="sw_KE" w:bidi="sw_KE"/>
-        </w:rPr>
-      </w:r>
-      <w:r>
-        <w:rPr>
-          <w:lang w:val="sw_KE" w:bidi="sw_KE"/>
-        </w:rPr>
-        <w:t xml:space="preserve">Mtu anayeweka nadhiri anamwomba </w:t>
+        <w:t>Nyumba ya Daudi</w:t>
+      </w:r>
+      <w:r>
+        <w:rPr>
+          <w:lang w:val="sw_KE" w:bidi="sw_KE"/>
+        </w:rPr>
+      </w:r>
+    </w:p>
+    <w:p>
+      <w:pPr/>
+      <w:r>
+        <w:rPr>
+          <w:lang w:val="sw_KE" w:bidi="sw_KE"/>
+        </w:rPr>
+      </w:r>
+      <w:r>
+        <w:rPr>
+          <w:lang w:val="sw_KE" w:bidi="sw_KE"/>
+        </w:rPr>
+        <w:t xml:space="preserve">Nyumba ya </w:t>
       </w:r>
       <w:r>
         <w:rPr>
           <w:b/>
           <w:lang w:val="sw_KE" w:bidi="sw_KE"/>
         </w:rPr>
+        <w:t>Daudi haimaanishi</w:t>
+      </w:r>
+      <w:r>
+        <w:rPr>
+          <w:lang w:val="sw_KE" w:bidi="sw_KE"/>
+        </w:rPr>
+        <w:t xml:space="preserve"> jengo, lakini kwa watu ambao ni wa Daudi. </w:t>
+      </w:r>
+      <w:r>
+        <w:rPr>
+          <w:lang w:val="sw_KE" w:bidi="sw_KE"/>
+        </w:rPr>
+        <w:t>Daudi</w:t>
+      </w:r>
+      <w:r>
+        <w:rPr>
+          <w:lang w:val="sw_KE" w:bidi="sw_KE"/>
+        </w:rPr>
+        <w:t xml:space="preserve"> alikuwa mfalme wamuhimu katika historia ya </w:t>
+      </w:r>
+      <w:r>
+        <w:rPr>
+          <w:lang w:val="sw_KE" w:bidi="sw_KE"/>
+        </w:rPr>
+        <w:t>Israeli</w:t>
+      </w:r>
+      <w:r>
+        <w:rPr>
+          <w:lang w:val="sw_KE" w:bidi="sw_KE"/>
+        </w:rPr>
+        <w:t>.</w:t>
+      </w:r>
+    </w:p>
+    <w:p>
+      <w:pPr/>
+      <w:r>
+        <w:rPr>
+          <w:lang w:val="sw_KE" w:bidi="sw_KE"/>
+        </w:rPr>
+      </w:r>
+      <w:r>
+        <w:rPr>
+          <w:lang w:val="sw_KE" w:bidi="sw_KE"/>
+        </w:rPr>
+        <w:t>Wakati mwingine, nyumba ya Daudi inamaanisha watu wote ambao walikuwa wa Daudi wakati ambao Daudi alikuwa hai. Wakati mmoja, Daudi alikuwa akipigana na mfalme mwingine, mfalme Sauli. Biblia inasema wakati huo kwamba "kulikuwa na vita kati ya nyumba ya Daudi na nyumba ya Sauli." Hii ina maana kwamba askari wa Daudi walikuwa wakipigana na askari wa mfalme Sauli.</w:t>
+      </w:r>
+    </w:p>
+    <w:p>
+      <w:pPr/>
+      <w:r>
+        <w:rPr>
+          <w:lang w:val="sw_KE" w:bidi="sw_KE"/>
+        </w:rPr>
+      </w:r>
+      <w:r>
+        <w:rPr>
+          <w:lang w:val="sw_KE" w:bidi="sw_KE"/>
+        </w:rPr>
+        <w:t xml:space="preserve">Wakati mwingine, nyumba ya Daudi inamaanisha </w:t>
+      </w:r>
+      <w:r>
+        <w:rPr>
+          <w:lang w:val="sw_KE" w:bidi="sw_KE"/>
+        </w:rPr>
+        <w:t>kizazi</w:t>
+      </w:r>
+      <w:r>
+        <w:rPr>
+          <w:lang w:val="sw_KE" w:bidi="sw_KE"/>
+        </w:rPr>
+        <w:t xml:space="preserve"> cha Daudi. Wakati Daudi alitaka kujenga </w:t>
+      </w:r>
+      <w:r>
+        <w:rPr>
+          <w:lang w:val="sw_KE" w:bidi="sw_KE"/>
+        </w:rPr>
+        <w:t>hekalu</w:t>
+      </w:r>
+      <w:r>
+        <w:rPr>
+          <w:lang w:val="sw_KE" w:bidi="sw_KE"/>
+        </w:rPr>
+        <w:t xml:space="preserve"> ya Mungu, Mungu alimwambia: "Sina haja ya wewe kunijengea nyumba. Badala yake, nitakujengea nyumba!" Hii ilimaanisha kwamba Mungu angempa Daudi kizazi kipya, na kwamba kila wakati mmoja mmoja wao angekuwa </w:t>
+      </w:r>
+      <w:r>
+        <w:rPr>
+          <w:lang w:val="sw_KE" w:bidi="sw_KE"/>
+        </w:rPr>
+        <w:t>mfalme</w:t>
+      </w:r>
+      <w:r>
+        <w:rPr>
+          <w:lang w:val="sw_KE" w:bidi="sw_KE"/>
+        </w:rPr>
+        <w:t xml:space="preserve"> kama Daudi.</w:t>
+      </w:r>
+    </w:p>
+    <w:p>
+      <w:pPr/>
+      <w:r>
+        <w:rPr>
+          <w:lang w:val="sw_KE" w:bidi="sw_KE"/>
+        </w:rPr>
+      </w:r>
+      <w:r>
+        <w:rPr>
+          <w:lang w:val="sw_KE" w:bidi="sw_KE"/>
+        </w:rPr>
+        <w:t xml:space="preserve">Mungu aliwaambia watu wa Israeli kwa njia ya wajumbe wake, </w:t>
+      </w:r>
+      <w:r>
+        <w:rPr>
+          <w:lang w:val="sw_KE" w:bidi="sw_KE"/>
+        </w:rPr>
+        <w:t>manabii</w:t>
+      </w:r>
+      <w:r>
+        <w:rPr>
+          <w:lang w:val="sw_KE" w:bidi="sw_KE"/>
+        </w:rPr>
+        <w:t xml:space="preserve">, kwamba </w:t>
+      </w:r>
+      <w:r>
+        <w:rPr>
+          <w:lang w:val="sw_KE" w:bidi="sw_KE"/>
+        </w:rPr>
+        <w:t>Masihi</w:t>
+      </w:r>
+      <w:r>
+        <w:rPr>
+          <w:lang w:val="sw_KE" w:bidi="sw_KE"/>
+        </w:rPr>
+        <w:t xml:space="preserve">, mfalme maalum na </w:t>
+      </w:r>
+      <w:r>
+        <w:rPr>
+          <w:lang w:val="sw_KE" w:bidi="sw_KE"/>
+        </w:rPr>
+        <w:t>Mwokozi</w:t>
+      </w:r>
+      <w:r>
+        <w:rPr>
+          <w:lang w:val="sw_KE" w:bidi="sw_KE"/>
+        </w:rPr>
+        <w:t>, atakuja kutoka kwa nyumba ya Daudi. Hii ilimaanisha kwamba Masihi angekuwa kizazi cha Daudi.</w:t>
+      </w:r>
+      <w:r>
+        <w:rPr>
+          <w:lang w:val="sw_KE" w:bidi="sw_KE"/>
+        </w:rPr>
+      </w:r>
+      <w:r>
+        <w:rPr>
+          <w:lang w:val="sw_KE" w:bidi="sw_KE"/>
+        </w:rPr>
+      </w:r>
+    </w:p>
+    <w:p>
+      <w:pPr/>
+      <w:r>
+        <w:rPr>
+          <w:lang w:val="sw_KE" w:bidi="sw_KE"/>
+        </w:rPr>
+      </w:r>
+    </w:p>
+    <w:p>
+      <w:pPr>
+        <w:pStyle w:val="Heading2"/>
+      </w:pPr>
+      <w:r>
+        <w:rPr>
+          <w:lang w:val="sw_KE" w:bidi="sw_KE"/>
+        </w:rPr>
+        <w:t>nyumba ya Mungu</w:t>
+      </w:r>
+      <w:r>
+        <w:rPr>
+          <w:lang w:val="sw_KE" w:bidi="sw_KE"/>
+        </w:rPr>
+      </w:r>
+    </w:p>
+    <w:p>
+      <w:pPr/>
+      <w:r>
+        <w:rPr>
+          <w:lang w:val="sw_KE" w:bidi="sw_KE"/>
+        </w:rPr>
+      </w:r>
+      <w:r>
+        <w:rPr>
+          <w:lang w:val="sw_KE" w:bidi="sw_KE"/>
+        </w:rPr>
+        <w:t xml:space="preserve">Nyumba ya </w:t>
+      </w:r>
+      <w:r>
+        <w:rPr>
+          <w:b/>
+          <w:lang w:val="sw_KE" w:bidi="sw_KE"/>
+        </w:rPr>
         <w:t>Mungu</w:t>
       </w:r>
       <w:r>
         <w:rPr>
           <w:lang w:val="sw_KE" w:bidi="sw_KE"/>
         </w:rPr>
-        <w:t xml:space="preserve"> amfanyie kitu na anajitolea kufanya kitu kwa malipo au kuacha kufanya kitu. Watu wanaweza kufanya nadhiri ili kuonyesha kwamba wamejitolea kwa </w:t>
-      </w:r>
-      <w:hyperlink r:id="rId25">
-        <w:r>
-          <w:rPr>
-            <w:lang w:val="sw_KE" w:bidi="sw_KE"/>
-          </w:rPr>
-          <w:rPr>
-            <w:color w:val="0000EE"/>
-            <w:u w:val="single"/>
-          </w:rPr>
-          <w:t>Mungu</w:t>
-        </w:r>
-      </w:hyperlink>
-      <w:r>
-        <w:rPr>
-          <w:lang w:val="sw_KE" w:bidi="sw_KE"/>
-        </w:rPr>
-        <w:t xml:space="preserve">. Mungu hawahitaji watu kufanya nadhiri. Lakini, ikiwa mtu anaweka nadhiri, nadhiri hio inakua mzito sana kama </w:t>
-      </w:r>
-      <w:hyperlink r:id="rId26">
-        <w:r>
-          <w:rPr>
-            <w:lang w:val="sw_KE" w:bidi="sw_KE"/>
-          </w:rPr>
-          <w:rPr>
-            <w:color w:val="0000EE"/>
-            <w:u w:val="single"/>
-          </w:rPr>
-          <w:t>kiapo</w:t>
-        </w:r>
-      </w:hyperlink>
-      <w:r>
-        <w:rPr>
-          <w:lang w:val="sw_KE" w:bidi="sw_KE"/>
-        </w:rPr>
-        <w:t>. Mungu anamwachilia mtu kutoka kwa nadhiri mara moja anapofanya kile ambacho aliapa kufanya.</w:t>
-      </w:r>
-    </w:p>
-    <w:p>
-      <w:pPr/>
-      <w:r>
-        <w:rPr>
-          <w:lang w:val="sw_KE" w:bidi="sw_KE"/>
-        </w:rPr>
-      </w:r>
-      <w:r>
-        <w:rPr>
-          <w:lang w:val="sw_KE" w:bidi="sw_KE"/>
-        </w:rPr>
-        <w:t>Yakobo alimwomba Mungu amrudishe katika nchi ya baba yake, na ikiwa Mungu angefanya hivi, basi Yakobo angemwabudu Mungu. Yakobo alikuwa akifanya nadhiri.</w:t>
-      </w:r>
-    </w:p>
-    <w:p>
-      <w:pPr/>
-      <w:r>
-        <w:rPr>
-          <w:lang w:val="sw_KE" w:bidi="sw_KE"/>
-        </w:rPr>
-      </w:r>
-      <w:r>
-        <w:rPr>
-          <w:lang w:val="sw_KE" w:bidi="sw_KE"/>
-        </w:rPr>
-        <w:t>Hana alimwomba Mungu ampe mwana, na kuahidi kwamba ikiwa Mungu atafanya hivyo, Hana atamrudishia Mungu huyo mwana ili amtumikie. Yakobo alifanya nadhiri.</w:t>
-      </w:r>
-      <w:r>
-        <w:rPr>
-          <w:lang w:val="sw_KE" w:bidi="sw_KE"/>
-        </w:rPr>
-      </w:r>
-      <w:r>
-        <w:rPr>
-          <w:lang w:val="sw_KE" w:bidi="sw_KE"/>
-        </w:rPr>
-      </w:r>
-    </w:p>
-    <w:p>
-      <w:pPr/>
-      <w:r>
-        <w:rPr>
-          <w:lang w:val="sw_KE" w:bidi="sw_KE"/>
-        </w:rPr>
-      </w:r>
-    </w:p>
-    <w:p>
-      <w:pPr>
-        <w:pStyle w:val="Heading2"/>
-      </w:pPr>
-      <w:r>
-        <w:rPr>
-          <w:lang w:val="sw_KE" w:bidi="sw_KE"/>
-        </w:rPr>
-        <w:t>nafsi</w:t>
-      </w:r>
-      <w:r>
-        <w:rPr>
-          <w:lang w:val="sw_KE" w:bidi="sw_KE"/>
-        </w:rPr>
-      </w:r>
-    </w:p>
-    <w:p>
-      <w:pPr/>
-      <w:r>
-        <w:rPr>
-          <w:lang w:val="sw_KE" w:bidi="sw_KE"/>
-        </w:rPr>
-      </w:r>
-      <w:r>
-        <w:rPr>
-          <w:lang w:val="sw_KE" w:bidi="sw_KE"/>
-        </w:rPr>
-        <w:t xml:space="preserve">Mungu aliwaumba watu na mwili, na tunaweza kugusa na kuona mwili wa kila mmoja. Lakini Mungu pia aliwaumba watu wenye mawazo na hisia na tamaa. Hatuwezi kuona sehemu hii ya mtu, lakini tunajua iko hapo. Sehemu hii isiyoonekana ya mtu iko katika Biblia kwa kawaida inaitwa </w:t>
+        <w:t xml:space="preserve"> ni njia ya kuzungumza kuhusu mahali duniani ambapo Mungu aliishi kati ya watu wake. Ingawa Mungu hana haja ya kuishi katika nyumba, Mungu aliwaambia </w:t>
+      </w:r>
+      <w:r>
+        <w:rPr>
+          <w:lang w:val="sw_KE" w:bidi="sw_KE"/>
+        </w:rPr>
+        <w:t>Waisraeli</w:t>
+      </w:r>
+      <w:r>
+        <w:rPr>
+          <w:lang w:val="sw_KE" w:bidi="sw_KE"/>
+        </w:rPr>
+        <w:t xml:space="preserve"> kwamba angeishi kati yao na kukutana nao katika hema maalum ya kubebeka ambayo walimtayarisha. Waisraeli waliita hema hii </w:t>
+      </w:r>
+      <w:r>
+        <w:rPr>
+          <w:lang w:val="sw_KE" w:bidi="sw_KE"/>
+        </w:rPr>
+        <w:t>hema</w:t>
+      </w:r>
+      <w:r>
+        <w:rPr>
+          <w:lang w:val="sw_KE" w:bidi="sw_KE"/>
+        </w:rPr>
+        <w:t xml:space="preserve">. Baadaye, wakati Waisraeli walipokaa katika </w:t>
       </w:r>
       <w:r>
         <w:rPr>
           <w:b/>
           <w:lang w:val="sw_KE" w:bidi="sw_KE"/>
         </w:rPr>
-        <w:t>nafsi</w:t>
-      </w:r>
-      <w:r>
-        <w:rPr>
-          <w:lang w:val="sw_KE" w:bidi="sw_KE"/>
-        </w:rPr>
-        <w:t>. Hata wakati mwili wetu unakufa, nafsi yetu inaweza kuishi.</w:t>
-      </w:r>
-    </w:p>
-    <w:p>
-      <w:pPr/>
-      <w:r>
-        <w:rPr>
-          <w:lang w:val="sw_KE" w:bidi="sw_KE"/>
-        </w:rPr>
-      </w:r>
-      <w:r>
-        <w:rPr>
-          <w:lang w:val="sw_KE" w:bidi="sw_KE"/>
-        </w:rPr>
-        <w:t>Bila nafsi, mtu si kamili. Kwa hivyo, Biblia mara nyingi inatumia neno nafsi kama njia nyingine ya kusema "mtu." Kwa mfano, katika kifungu kimoja Biblia inazungumza kuhusu "nafsi kumi na nne katika familia moja." Hii inamaanisha watu kumi na wanne katika familia.</w:t>
-      </w:r>
-    </w:p>
-    <w:p>
-      <w:pPr/>
-      <w:r>
-        <w:rPr>
-          <w:lang w:val="sw_KE" w:bidi="sw_KE"/>
-        </w:rPr>
-      </w:r>
-      <w:r>
-        <w:rPr>
-          <w:lang w:val="sw_KE" w:bidi="sw_KE"/>
-        </w:rPr>
-        <w:t xml:space="preserve">Katika maeneo mengine, neno nafsi linarejelea </w:t>
-      </w:r>
-      <w:r>
-        <w:rPr>
-          <w:b/>
-          <w:lang w:val="sw_KE" w:bidi="sw_KE"/>
-        </w:rPr>
-        <w:t>maisha</w:t>
-      </w:r>
-      <w:r>
-        <w:rPr>
-          <w:lang w:val="sw_KE" w:bidi="sw_KE"/>
-        </w:rPr>
-        <w:t xml:space="preserve"> ya mtu. Yesu alisema kwamba alikuja kutoa </w:t>
-      </w:r>
-      <w:r>
-        <w:rPr>
-          <w:b/>
-          <w:lang w:val="sw_KE" w:bidi="sw_KE"/>
-        </w:rPr>
-        <w:t>nafsi</w:t>
-      </w:r>
-      <w:r>
-        <w:rPr>
-          <w:lang w:val="sw_KE" w:bidi="sw_KE"/>
-        </w:rPr>
-        <w:t xml:space="preserve"> yake kwa ajili ya watu. Hii inamaanisha kwamba alikuja kutoa </w:t>
-      </w:r>
-      <w:r>
-        <w:rPr>
-          <w:b/>
-          <w:lang w:val="sw_KE" w:bidi="sw_KE"/>
-        </w:rPr>
-        <w:t>maisha</w:t>
-      </w:r>
-      <w:r>
-        <w:rPr>
-          <w:lang w:val="sw_KE" w:bidi="sw_KE"/>
-        </w:rPr>
-        <w:t xml:space="preserve"> yake kwa ajili ya watu.</w:t>
-      </w:r>
-    </w:p>
-    <w:p>
-      <w:pPr/>
-      <w:r>
-        <w:rPr>
-          <w:lang w:val="sw_KE" w:bidi="sw_KE"/>
-        </w:rPr>
-      </w:r>
-      <w:r>
-        <w:rPr>
-          <w:lang w:val="sw_KE" w:bidi="sw_KE"/>
-        </w:rPr>
-        <w:t>Biblia pia inatumia neno "</w:t>
-      </w:r>
-      <w:hyperlink r:id="rId27">
-        <w:r>
-          <w:rPr>
-            <w:lang w:val="sw_KE" w:bidi="sw_KE"/>
-          </w:rPr>
-          <w:rPr>
-            <w:color w:val="0000EE"/>
-            <w:u w:val="single"/>
-          </w:rPr>
-          <w:t>roho</w:t>
-        </w:r>
-      </w:hyperlink>
-      <w:r>
-        <w:rPr>
-          <w:lang w:val="sw_KE" w:bidi="sw_KE"/>
-        </w:rPr>
-        <w:t xml:space="preserve">" kurejelea sehemu ya ndani, isiyoonekana, ya mtu. Wakati Biblia inatumia neno roho, lengo ni katika </w:t>
-      </w:r>
-      <w:r>
-        <w:rPr>
-          <w:b/>
-          <w:lang w:val="sw_KE" w:bidi="sw_KE"/>
-        </w:rPr>
-        <w:t>uhusiano</w:t>
-      </w:r>
-      <w:r>
-        <w:rPr>
-          <w:lang w:val="sw_KE" w:bidi="sw_KE"/>
-        </w:rPr>
-        <w:t xml:space="preserve"> ambao mtu anao na Mungu. Wakati </w:t>
-      </w:r>
-      <w:r>
-        <w:rPr>
-          <w:b/>
-          <w:lang w:val="sw_KE" w:bidi="sw_KE"/>
-        </w:rPr>
-        <w:t>tunaomba</w:t>
-      </w:r>
-      <w:r>
-        <w:rPr>
-          <w:lang w:val="sw_KE" w:bidi="sw_KE"/>
-        </w:rPr>
-        <w:t xml:space="preserve">, roho yetu inazungumza na Mungu. Wakati mtu </w:t>
-      </w:r>
-      <w:r>
-        <w:rPr>
-          <w:b/>
-          <w:lang w:val="sw_KE" w:bidi="sw_KE"/>
-        </w:rPr>
-        <w:t>anayemwamini</w:t>
-      </w:r>
-      <w:r>
-        <w:rPr>
-          <w:lang w:val="sw_KE" w:bidi="sw_KE"/>
-        </w:rPr>
-        <w:t xml:space="preserve"> Yesu anakufa, roho yake inaendelea kuishi na Mungu.</w:t>
-      </w:r>
-    </w:p>
-    <w:p>
-      <w:pPr/>
-      <w:r>
-        <w:rPr>
-          <w:lang w:val="sw_KE" w:bidi="sw_KE"/>
-        </w:rPr>
-      </w:r>
-      <w:r>
-        <w:rPr>
-          <w:lang w:val="sw_KE" w:bidi="sw_KE"/>
-        </w:rPr>
-        <w:t>Watu wengine wanafikiria kwamba roho na nafsi inaweza kuwa sawa, na kwamba maneno haya mawili yanatoa mkazo tofauti kidogo. Watu wengine wanafikiria kwamba ni tofauti, na kwamba kila mtu ana mwili, nafsi, na roho.</w:t>
-      </w:r>
-    </w:p>
-    <w:p>
-      <w:pPr/>
-      <w:r>
-        <w:rPr>
-          <w:lang w:val="sw_KE" w:bidi="sw_KE"/>
-        </w:rPr>
-      </w:r>
-      <w:r>
-        <w:rPr>
-          <w:b/>
-          <w:lang w:val="sw_KE" w:bidi="sw_KE"/>
-        </w:rPr>
-        <w:t>Wakati wa kutafsiri "nafsi" kuwa mwangalifu kuhusu mambo yafuatayo:</w:t>
-      </w:r>
-    </w:p>
-    <w:p>
-      <w:pPr/>
-      <w:r>
-        <w:rPr>
-          <w:lang w:val="sw_KE" w:bidi="sw_KE"/>
-        </w:rPr>
-      </w:r>
-      <w:r>
-        <w:rPr>
-          <w:lang w:val="sw_KE" w:bidi="sw_KE"/>
-        </w:rPr>
-        <w:t>Tafadhali kumbuka kwamba pia unahitaji kuwa na neno la "roho," "moyo," na "akili." Maneno moyo, akili, nafsi, na roho yote yanahusiana na sehemu ya ndani, isiyoonekana ya mtu, lakini kila mmoja wao ina matumizi tofauti kidogo. Unaweza kutaka kusikiliza maelezo ya kila moja ya maneno haya, kisha jadili maneno haya yote manne pamoja. Kisha unaweza kufanya uamuzi kuhusu jinsi utakavyotafsiri kila moja ya maneno haya. Lakini kumbuka kwamba katika kila muktadha fulani lazima uamue tena ikiwa umechagua neno linalofaa. Wakati mwingine, moja ya maneno haya yanaweza kuwa bora zaidi kuliko mengine.</w:t>
-      </w:r>
-    </w:p>
-    <w:p>
-      <w:pPr/>
-      <w:r>
-        <w:rPr>
-          <w:lang w:val="sw_KE" w:bidi="sw_KE"/>
-        </w:rPr>
-      </w:r>
-      <w:r>
-        <w:rPr>
-          <w:lang w:val="sw_KE" w:bidi="sw_KE"/>
-        </w:rPr>
-        <w:t>Hapa ni muhtasari mfupi wa maneno haya manne tofauti:</w:t>
-      </w:r>
-      <w:r>
-        <w:rPr>
-          <w:lang w:val="sw_KE" w:bidi="sw_KE"/>
-        </w:rPr>
-      </w:r>
-      <w:r>
-        <w:rPr>
-          <w:lang w:val="sw_KE" w:bidi="sw_KE"/>
-        </w:rPr>
-      </w:r>
-    </w:p>
-    <w:p>
-      <w:pPr/>
-      <w:r>
-        <w:rPr>
-          <w:lang w:val="sw_KE" w:bidi="sw_KE"/>
-        </w:rPr>
-      </w:r>
-    </w:p>
-    <w:p>
-      <w:pPr>
-        <w:pStyle w:val="Heading2"/>
-      </w:pPr>
-      <w:r>
-        <w:rPr>
-          <w:lang w:val="sw_KE" w:bidi="sw_KE"/>
-        </w:rPr>
-        <w:t>nasaba</w:t>
-      </w:r>
-      <w:r>
-        <w:rPr>
-          <w:lang w:val="sw_KE" w:bidi="sw_KE"/>
-        </w:rPr>
-      </w:r>
-    </w:p>
-    <w:p>
-      <w:pPr/>
-      <w:r>
-        <w:rPr>
-          <w:lang w:val="sw_KE" w:bidi="sw_KE"/>
-        </w:rPr>
-      </w:r>
-      <w:r>
-        <w:rPr>
-          <w:b/>
-          <w:lang w:val="sw_KE" w:bidi="sw_KE"/>
-        </w:rPr>
-        <w:t>Nasaba</w:t>
-      </w:r>
-      <w:r>
-        <w:rPr>
-          <w:lang w:val="sw_KE" w:bidi="sw_KE"/>
-        </w:rPr>
-        <w:t xml:space="preserve"> ni orodha ya majina ya watu ambao ni wa ukoo mmoja Nasaba inaweza kuanza na mtu mmoja na kisha kutoa orodha ya wazao wa mtu huyu - </w:t>
-      </w:r>
-      <w:r>
-        <w:rPr>
-          <w:b/>
-          <w:lang w:val="sw_KE" w:bidi="sw_KE"/>
-        </w:rPr>
-        <w:t>watu waliokuja</w:t>
-      </w:r>
-      <w:r>
-        <w:rPr>
-          <w:lang w:val="sw_KE" w:bidi="sw_KE"/>
-        </w:rPr>
-        <w:t xml:space="preserve"> baada yake - au inaweza kuanza na mtu mmoja na kutoa orodha ya </w:t>
-      </w:r>
-      <w:r>
-        <w:rPr>
-          <w:b/>
-          <w:lang w:val="sw_KE" w:bidi="sw_KE"/>
-        </w:rPr>
-        <w:t>mababu</w:t>
-      </w:r>
-      <w:r>
-        <w:rPr>
-          <w:lang w:val="sw_KE" w:bidi="sw_KE"/>
-        </w:rPr>
-        <w:t xml:space="preserve"> wa mtu huyu - watu ambao waliishi kabla yake.</w:t>
-      </w:r>
-    </w:p>
-    <w:p>
-      <w:pPr/>
-      <w:r>
-        <w:rPr>
-          <w:lang w:val="sw_KE" w:bidi="sw_KE"/>
-        </w:rPr>
-      </w:r>
-      <w:r>
-        <w:rPr>
-          <w:lang w:val="sw_KE" w:bidi="sw_KE"/>
-        </w:rPr>
-        <w:t xml:space="preserve">Nasaba inaweza kuhusisha vizazi vingi kwa </w:t>
-      </w:r>
-      <w:hyperlink r:id="rId28">
-        <w:r>
-          <w:rPr>
-            <w:lang w:val="sw_KE" w:bidi="sw_KE"/>
-          </w:rPr>
-          <w:rPr>
-            <w:color w:val="0000EE"/>
-            <w:u w:val="single"/>
-          </w:rPr>
-          <w:t>kipindi</w:t>
-        </w:r>
-      </w:hyperlink>
-      <w:r>
-        <w:rPr>
-          <w:lang w:val="sw_KE" w:bidi="sw_KE"/>
-        </w:rPr>
-        <w:t xml:space="preserve"> kirefu cha muda. Wakati mwingine orodha inaruka baadhi ya watu ambao wameishi katika familia hiyo, ili kutoa tu majina muhimu ya watu. Kwa kawaida tunasikia tu majina ya wanaume, lakini katika Biblia kuna nasaba kadhaa ambapo tunasikia majina ya wanawake pia. Wakati mwingine hadithi ya mtu maalum inaanza na nasaba.</w:t>
-      </w:r>
-      <w:r>
-        <w:rPr>
-          <w:lang w:val="sw_KE" w:bidi="sw_KE"/>
-        </w:rPr>
-      </w:r>
-      <w:r>
-        <w:rPr>
-          <w:lang w:val="sw_KE" w:bidi="sw_KE"/>
-        </w:rPr>
-      </w:r>
-    </w:p>
-    <w:p>
-      <w:pPr/>
-      <w:r>
-        <w:rPr>
-          <w:lang w:val="sw_KE" w:bidi="sw_KE"/>
-        </w:rPr>
-      </w:r>
-    </w:p>
-    <w:p>
-      <w:pPr>
-        <w:pStyle w:val="Heading2"/>
-      </w:pPr>
-      <w:r>
-        <w:rPr>
-          <w:lang w:val="sw_KE" w:bidi="sw_KE"/>
-        </w:rPr>
-        <w:t>Nazareti</w:t>
-      </w:r>
-      <w:r>
-        <w:rPr>
-          <w:lang w:val="sw_KE" w:bidi="sw_KE"/>
-        </w:rPr>
-      </w:r>
-    </w:p>
-    <w:p>
-      <w:pPr/>
-      <w:r>
-        <w:rPr>
-          <w:lang w:val="sw_KE" w:bidi="sw_KE"/>
-        </w:rPr>
-      </w:r>
-      <w:r>
-        <w:rPr>
-          <w:b/>
-          <w:lang w:val="sw_KE" w:bidi="sw_KE"/>
-        </w:rPr>
-        <w:t>Nazareti</w:t>
-      </w:r>
-      <w:r>
-        <w:rPr>
-          <w:lang w:val="sw_KE" w:bidi="sw_KE"/>
-        </w:rPr>
-        <w:t xml:space="preserve"> ni mji mdogo katika eneo la </w:t>
-      </w:r>
-      <w:hyperlink r:id="rId29">
-        <w:r>
-          <w:rPr>
-            <w:lang w:val="sw_KE" w:bidi="sw_KE"/>
-          </w:rPr>
-          <w:rPr>
-            <w:color w:val="0000EE"/>
-            <w:u w:val="single"/>
-          </w:rPr>
-          <w:t>Galilaya</w:t>
-        </w:r>
-      </w:hyperlink>
-      <w:r>
-        <w:rPr>
-          <w:lang w:val="sw_KE" w:bidi="sw_KE"/>
-        </w:rPr>
-        <w:t xml:space="preserve">, kaskazini mwa </w:t>
-      </w:r>
-      <w:hyperlink r:id="rId30">
-        <w:r>
-          <w:rPr>
-            <w:lang w:val="sw_KE" w:bidi="sw_KE"/>
-          </w:rPr>
-          <w:rPr>
-            <w:color w:val="0000EE"/>
-            <w:u w:val="single"/>
-          </w:rPr>
-          <w:t>Israeli</w:t>
-        </w:r>
-      </w:hyperlink>
-      <w:r>
-        <w:rPr>
-          <w:lang w:val="sw_KE" w:bidi="sw_KE"/>
-        </w:rPr>
-        <w:t xml:space="preserve">. Nazareti haitokei katika Agano la Kale, na mara ya kwanza tunasikia kuhusu mji huu ni wakati tunasikia kwamba </w:t>
-      </w:r>
-      <w:hyperlink r:id="rId31">
-        <w:r>
-          <w:rPr>
-            <w:lang w:val="sw_KE" w:bidi="sw_KE"/>
-          </w:rPr>
-          <w:rPr>
-            <w:color w:val="0000EE"/>
-            <w:u w:val="single"/>
-          </w:rPr>
-          <w:t>Mariamu</w:t>
-        </w:r>
-      </w:hyperlink>
-      <w:r>
-        <w:rPr>
-          <w:lang w:val="sw_KE" w:bidi="sw_KE"/>
-        </w:rPr>
-        <w:t xml:space="preserve"> na Yosefu, wazazi wa Yesu, walikuja kutoka Nazareti. Yesu alizaliwa katika kijiji kinachoitwa </w:t>
-      </w:r>
-      <w:hyperlink r:id="rId18">
-        <w:r>
-          <w:rPr>
-            <w:lang w:val="sw_KE" w:bidi="sw_KE"/>
-          </w:rPr>
-          <w:rPr>
-            <w:color w:val="0000EE"/>
-            <w:u w:val="single"/>
-          </w:rPr>
-          <w:t>Bethlehemu</w:t>
-        </w:r>
-      </w:hyperlink>
-      <w:r>
-        <w:rPr>
-          <w:lang w:val="sw_KE" w:bidi="sw_KE"/>
-        </w:rPr>
-        <w:t xml:space="preserve"> katika </w:t>
-      </w:r>
-      <w:hyperlink r:id="rId32">
-        <w:r>
-          <w:rPr>
-            <w:lang w:val="sw_KE" w:bidi="sw_KE"/>
-          </w:rPr>
-          <w:rPr>
-            <w:color w:val="0000EE"/>
-            <w:u w:val="single"/>
-          </w:rPr>
-          <w:t>Yudea</w:t>
-        </w:r>
-      </w:hyperlink>
-      <w:r>
-        <w:rPr>
-          <w:lang w:val="sw_KE" w:bidi="sw_KE"/>
-        </w:rPr>
-        <w:t xml:space="preserve">, lakini alipokuwa bado mdogo Mariamu na Yosefu walienda kuishi katika Nazareti. Kwa hivyo Yesu baadaye aliitwa Mnazareti, ambayo inamaanisha mtu kutoka Nazareti. Hiyo haikuwa pongezi. </w:t>
-      </w:r>
-      <w:r>
-        <w:rPr>
-          <w:b/>
-          <w:lang w:val="sw_KE" w:bidi="sw_KE"/>
-        </w:rPr>
-        <w:t>Wayahudi</w:t>
-      </w:r>
-      <w:r>
-        <w:rPr>
-          <w:lang w:val="sw_KE" w:bidi="sw_KE"/>
-        </w:rPr>
-        <w:t xml:space="preserve"> kutoka Yudea waliwadharau watu katika Galilaya, na hata watu ndani ya Galilaya waliwadharau watu kutoka Nazareti, kwa sababu ulikuwa mji mdogo na usio na umuhimu.</w:t>
-      </w:r>
-      <w:r>
-        <w:rPr>
-          <w:lang w:val="sw_KE" w:bidi="sw_KE"/>
-        </w:rPr>
-      </w:r>
-      <w:r>
-        <w:rPr>
-          <w:lang w:val="sw_KE" w:bidi="sw_KE"/>
-        </w:rPr>
-      </w:r>
-    </w:p>
-    <w:p>
-      <w:pPr/>
-      <w:r>
-        <w:rPr>
-          <w:lang w:val="sw_KE" w:bidi="sw_KE"/>
-        </w:rPr>
-      </w:r>
-    </w:p>
-    <w:p>
-      <w:pPr>
-        <w:pStyle w:val="Heading2"/>
-      </w:pPr>
-      <w:r>
-        <w:rPr>
-          <w:lang w:val="sw_KE" w:bidi="sw_KE"/>
-        </w:rPr>
-        <w:t>ndoto</w:t>
-      </w:r>
-      <w:r>
-        <w:rPr>
-          <w:lang w:val="sw_KE" w:bidi="sw_KE"/>
-        </w:rPr>
-      </w:r>
-    </w:p>
-    <w:p>
-      <w:pPr/>
-      <w:r>
-        <w:rPr>
-          <w:lang w:val="sw_KE" w:bidi="sw_KE"/>
-        </w:rPr>
-      </w:r>
-      <w:r>
-        <w:rPr>
-          <w:lang w:val="sw_KE" w:bidi="sw_KE"/>
-        </w:rPr>
-        <w:t xml:space="preserve">Unapolala lakini unapata matukio ambayo hayatendeki kwa kweli, au unaona mambo ambayo kwa kweli hayapo, basi una </w:t>
-      </w:r>
-      <w:r>
-        <w:rPr>
-          <w:b/>
-          <w:lang w:val="sw_KE" w:bidi="sw_KE"/>
-        </w:rPr>
-        <w:t>ndoto</w:t>
-      </w:r>
-      <w:r>
-        <w:rPr>
-          <w:lang w:val="sw_KE" w:bidi="sw_KE"/>
-        </w:rPr>
-        <w:t xml:space="preserve">. </w:t>
-      </w:r>
-      <w:hyperlink r:id="rId25">
-        <w:r>
-          <w:rPr>
-            <w:lang w:val="sw_KE" w:bidi="sw_KE"/>
-          </w:rPr>
-          <w:rPr>
-            <w:color w:val="0000EE"/>
-            <w:u w:val="single"/>
-          </w:rPr>
-          <w:t>Mungu</w:t>
-        </w:r>
-      </w:hyperlink>
-      <w:r>
-        <w:rPr>
-          <w:lang w:val="sw_KE" w:bidi="sw_KE"/>
-        </w:rPr>
-        <w:t xml:space="preserve"> anaweza kutumia ndoto kuwasiliana na watu. Mungu anaweza kutumia ndoto kuwaambia watu kile kitakachotokea katika siku zijazo, au kuwaambia kitu ambacho wanahitaji kufanya.</w:t>
-      </w:r>
-    </w:p>
-    <w:p>
-      <w:pPr/>
-      <w:r>
-        <w:rPr>
-          <w:lang w:val="sw_KE" w:bidi="sw_KE"/>
-        </w:rPr>
-      </w:r>
-      <w:r>
-        <w:rPr>
-          <w:lang w:val="sw_KE" w:bidi="sw_KE"/>
-        </w:rPr>
-        <w:t xml:space="preserve">Ndoto ni tofauti na </w:t>
-      </w:r>
-      <w:hyperlink r:id="rId22">
-        <w:r>
-          <w:rPr>
-            <w:lang w:val="sw_KE" w:bidi="sw_KE"/>
-          </w:rPr>
-          <w:rPr>
-            <w:color w:val="0000EE"/>
-            <w:u w:val="single"/>
-          </w:rPr>
-          <w:t>maono</w:t>
-        </w:r>
-      </w:hyperlink>
-      <w:r>
-        <w:rPr>
-          <w:lang w:val="sw_KE" w:bidi="sw_KE"/>
-        </w:rPr>
-        <w:t>. Ndoto hutokea unapolala, lakini maono hutokea unapokuwa macho. Unapokuwa na maono, unaona kitu au kusikia kitu ambacho watu wengine walio karibu nawe hawawezi kuona au kusikia, hata ingawa huenda wakawa karibu na wewe. Mungu pia anatumia maono kuwasiliana na watu, kama vile anavyotumia ndoto.</w:t>
-      </w:r>
-      <w:r>
-        <w:rPr>
-          <w:lang w:val="sw_KE" w:bidi="sw_KE"/>
-        </w:rPr>
-      </w:r>
-      <w:r>
-        <w:rPr>
-          <w:lang w:val="sw_KE" w:bidi="sw_KE"/>
-        </w:rPr>
-      </w:r>
-    </w:p>
-    <w:p>
-      <w:pPr/>
-      <w:r>
-        <w:rPr>
-          <w:lang w:val="sw_KE" w:bidi="sw_KE"/>
-        </w:rPr>
-      </w:r>
-    </w:p>
-    <w:p>
-      <w:pPr>
-        <w:pStyle w:val="Heading2"/>
-      </w:pPr>
-      <w:r>
-        <w:rPr>
-          <w:lang w:val="sw_KE" w:bidi="sw_KE"/>
-        </w:rPr>
-        <w:t>neema</w:t>
-      </w:r>
-      <w:r>
-        <w:rPr>
-          <w:lang w:val="sw_KE" w:bidi="sw_KE"/>
-        </w:rPr>
-      </w:r>
-    </w:p>
-    <w:p>
-      <w:pPr/>
-      <w:r>
-        <w:rPr>
-          <w:lang w:val="sw_KE" w:bidi="sw_KE"/>
-        </w:rPr>
-      </w:r>
-      <w:r>
-        <w:rPr>
-          <w:lang w:val="sw_KE" w:bidi="sw_KE"/>
-        </w:rPr>
-        <w:t>Wakati mtu anatuonyesha neema, anatenda kitu kizuri kwa ajili yetu, au anatupa kitu kizuri ambacho hatustahili.</w:t>
-      </w:r>
-    </w:p>
-    <w:p>
-      <w:pPr/>
-      <w:r>
-        <w:rPr>
-          <w:lang w:val="sw_KE" w:bidi="sw_KE"/>
-        </w:rPr>
-      </w:r>
-      <w:r>
-        <w:rPr>
-          <w:lang w:val="sw_KE" w:bidi="sw_KE"/>
-        </w:rPr>
-        <w:t xml:space="preserve">Mungu anaonyesha neema kwa watu </w:t>
-      </w:r>
-      <w:r>
-        <w:rPr>
-          <w:b/>
-          <w:lang w:val="sw_KE" w:bidi="sw_KE"/>
-        </w:rPr>
-        <w:t>anapowasamehe</w:t>
-      </w:r>
-      <w:r>
-        <w:rPr>
-          <w:lang w:val="sw_KE" w:bidi="sw_KE"/>
-        </w:rPr>
-        <w:t xml:space="preserve"> kwa </w:t>
-      </w:r>
-      <w:r>
-        <w:rPr>
-          <w:b/>
-          <w:lang w:val="sw_KE" w:bidi="sw_KE"/>
-        </w:rPr>
-        <w:t>dhambi</w:t>
-      </w:r>
-      <w:r>
-        <w:rPr>
-          <w:lang w:val="sw_KE" w:bidi="sw_KE"/>
-        </w:rPr>
-        <w:t xml:space="preserve"> zao, na kuwafanya watoto wake. Watu wanastahili kutengwa na Mungu kwa sababu ya kuasi kwao, lakini Mungu anawapenda watu sana hivi kwamba anataka kuwasamehe. Kwa hiyo, Mungu hufanya jambo jema kwa watu ambalo hawastahili: Anawasamehe. Hii ni neema.</w:t>
-      </w:r>
-    </w:p>
-    <w:p>
-      <w:pPr/>
-      <w:r>
-        <w:rPr>
-          <w:lang w:val="sw_KE" w:bidi="sw_KE"/>
-        </w:rPr>
-      </w:r>
-      <w:r>
-        <w:rPr>
-          <w:lang w:val="sw_KE" w:bidi="sw_KE"/>
-        </w:rPr>
-        <w:t xml:space="preserve">Wakati mwingine, neema ina maana ya kitu kizuri ambacho Mungu amemfanyia mtu fulani au kitu kizuri ambacho amewapa. Kwa mfano, Paulo anasema kwamba Mungu </w:t>
-      </w:r>
-      <w:r>
-        <w:rPr>
-          <w:b/>
-          <w:lang w:val="sw_KE" w:bidi="sw_KE"/>
-        </w:rPr>
-        <w:t>alimpa</w:t>
-      </w:r>
-      <w:r>
-        <w:rPr>
-          <w:lang w:val="sw_KE" w:bidi="sw_KE"/>
-        </w:rPr>
-        <w:t xml:space="preserve"> Paulo neema ya kuwa </w:t>
-      </w:r>
-      <w:hyperlink r:id="rId33">
-        <w:r>
-          <w:rPr>
-            <w:lang w:val="sw_KE" w:bidi="sw_KE"/>
-          </w:rPr>
-          <w:rPr>
-            <w:color w:val="0000EE"/>
-            <w:u w:val="single"/>
-          </w:rPr>
-          <w:t>mtume</w:t>
-        </w:r>
-      </w:hyperlink>
-      <w:r>
-        <w:rPr>
-          <w:lang w:val="sw_KE" w:bidi="sw_KE"/>
-        </w:rPr>
-        <w:t>. Paulo hakustahili kuwa mtume, lakini bado Mungu alimfanya kuwa mtume. Mungu alimwonyesha neema.</w:t>
-      </w:r>
-      <w:r>
-        <w:rPr>
-          <w:lang w:val="sw_KE" w:bidi="sw_KE"/>
-        </w:rPr>
-      </w:r>
-      <w:r>
-        <w:rPr>
-          <w:lang w:val="sw_KE" w:bidi="sw_KE"/>
-        </w:rPr>
-      </w:r>
-    </w:p>
-    <w:p>
-      <w:pPr/>
-      <w:r>
-        <w:rPr>
-          <w:lang w:val="sw_KE" w:bidi="sw_KE"/>
-        </w:rPr>
-      </w:r>
-    </w:p>
-    <w:p>
-      <w:pPr>
-        <w:pStyle w:val="Heading2"/>
-      </w:pPr>
-      <w:r>
-        <w:rPr>
-          <w:lang w:val="sw_KE" w:bidi="sw_KE"/>
-        </w:rPr>
-        <w:t>Neno</w:t>
-      </w:r>
-      <w:r>
-        <w:rPr>
-          <w:lang w:val="sw_KE" w:bidi="sw_KE"/>
-        </w:rPr>
-      </w:r>
-    </w:p>
-    <w:p>
-      <w:pPr/>
-      <w:r>
-        <w:rPr>
-          <w:lang w:val="sw_KE" w:bidi="sw_KE"/>
-        </w:rPr>
-      </w:r>
-      <w:r>
-        <w:rPr>
-          <w:lang w:val="sw_KE" w:bidi="sw_KE"/>
-        </w:rPr>
-        <w:t xml:space="preserve">Katika Biblia, </w:t>
-      </w:r>
-      <w:r>
-        <w:rPr>
-          <w:b/>
-          <w:lang w:val="sw_KE" w:bidi="sw_KE"/>
-        </w:rPr>
-        <w:t>neno</w:t>
-      </w:r>
-      <w:r>
-        <w:rPr>
-          <w:lang w:val="sw_KE" w:bidi="sw_KE"/>
-        </w:rPr>
-        <w:t xml:space="preserve"> kwa kawaida linamaanisha </w:t>
-      </w:r>
-      <w:r>
-        <w:rPr>
-          <w:b/>
-          <w:lang w:val="sw_KE" w:bidi="sw_KE"/>
-        </w:rPr>
-        <w:t>neno la Mungu</w:t>
-      </w:r>
-      <w:r>
-        <w:rPr>
-          <w:lang w:val="sw_KE" w:bidi="sw_KE"/>
-        </w:rPr>
-        <w:t xml:space="preserve">. Neno la Mungu linamaanisha kila kitu ambacho Mungu anawaambia watu. Mungu anazungumza na watu moja kwa moja, au kwa njia ya watu wanaoitwa </w:t>
-      </w:r>
-      <w:r>
-        <w:rPr>
-          <w:b/>
-          <w:lang w:val="sw_KE" w:bidi="sw_KE"/>
-        </w:rPr>
-        <w:t>manabii</w:t>
-      </w:r>
-      <w:r>
-        <w:rPr>
-          <w:lang w:val="sw_KE" w:bidi="sw_KE"/>
-        </w:rPr>
-        <w:t>. Mungu pia anazungumza kwa njia ya matendo yake: Watu wanapoona kile ambacho Mungu anafanya, watu wanaweza kuelewa kile anachowaambia.</w:t>
-      </w:r>
-    </w:p>
-    <w:p>
-      <w:pPr/>
-      <w:r>
-        <w:rPr>
-          <w:lang w:val="sw_KE" w:bidi="sw_KE"/>
-        </w:rPr>
-      </w:r>
-      <w:r>
-        <w:rPr>
-          <w:lang w:val="sw_KE" w:bidi="sw_KE"/>
-        </w:rPr>
-        <w:t xml:space="preserve">Watu katika Agano Jipya wanapozungumzia "neno," au "neno la Mungu," au "neno la Bwana," kwa kawaida wanamaanisha </w:t>
-      </w:r>
-      <w:hyperlink r:id="rId34">
-        <w:r>
-          <w:rPr>
-            <w:lang w:val="sw_KE" w:bidi="sw_KE"/>
-          </w:rPr>
-          <w:rPr>
-            <w:color w:val="0000EE"/>
-            <w:u w:val="single"/>
-          </w:rPr>
-          <w:t>habari njema</w:t>
-        </w:r>
-      </w:hyperlink>
-      <w:r>
-        <w:rPr>
-          <w:lang w:val="sw_KE" w:bidi="sw_KE"/>
-        </w:rPr>
-        <w:t xml:space="preserve"> kwamba Yesu amekuja ulimwenguni.</w:t>
-      </w:r>
-    </w:p>
-    <w:p>
-      <w:pPr/>
-      <w:r>
-        <w:rPr>
-          <w:lang w:val="sw_KE" w:bidi="sw_KE"/>
-        </w:rPr>
-      </w:r>
-      <w:r>
-        <w:rPr>
-          <w:lang w:val="sw_KE" w:bidi="sw_KE"/>
-        </w:rPr>
-        <w:t xml:space="preserve">Watu wanaweza kujua kile ambacho Mungu anawaambia kupitia </w:t>
-      </w:r>
-      <w:hyperlink r:id="rId35">
-        <w:r>
-          <w:rPr>
-            <w:lang w:val="sw_KE" w:bidi="sw_KE"/>
-          </w:rPr>
-          <w:rPr>
-            <w:color w:val="0000EE"/>
-            <w:u w:val="single"/>
-          </w:rPr>
-          <w:t>Maandiko</w:t>
-        </w:r>
-      </w:hyperlink>
-      <w:r>
-        <w:rPr>
-          <w:lang w:val="sw_KE" w:bidi="sw_KE"/>
-        </w:rPr>
-        <w:t>—Biblia. Kwa hivyo, watu pia wanaiita Maandiko "neno la Mungu."</w:t>
-      </w:r>
-      <w:r>
-        <w:rPr>
-          <w:lang w:val="sw_KE" w:bidi="sw_KE"/>
-        </w:rPr>
-      </w:r>
-      <w:r>
-        <w:rPr>
-          <w:lang w:val="sw_KE" w:bidi="sw_KE"/>
-        </w:rPr>
-      </w:r>
-    </w:p>
-    <w:p>
-      <w:pPr/>
-      <w:r>
-        <w:rPr>
-          <w:lang w:val="sw_KE" w:bidi="sw_KE"/>
-        </w:rPr>
-      </w:r>
-    </w:p>
-    <w:p>
-      <w:pPr>
-        <w:pStyle w:val="Heading2"/>
-      </w:pPr>
-      <w:r>
-        <w:rPr>
-          <w:lang w:val="sw_KE" w:bidi="sw_KE"/>
-        </w:rPr>
-        <w:t>ngamia</w:t>
-      </w:r>
-      <w:r>
-        <w:rPr>
-          <w:lang w:val="sw_KE" w:bidi="sw_KE"/>
-        </w:rPr>
-      </w:r>
-    </w:p>
-    <w:p>
-      <w:pPr/>
-      <w:r>
-        <w:rPr>
-          <w:lang w:val="sw_KE" w:bidi="sw_KE"/>
-        </w:rPr>
-      </w:r>
-      <w:r>
-        <w:rPr>
-          <w:b/>
-          <w:lang w:val="sw_KE" w:bidi="sw_KE"/>
-        </w:rPr>
-        <w:t>Ngamia</w:t>
-      </w:r>
-      <w:r>
-        <w:rPr>
-          <w:lang w:val="sw_KE" w:bidi="sw_KE"/>
-        </w:rPr>
-        <w:t xml:space="preserve"> ni mnyama kubwa, mwenye nguvu ambaye anaweza kutembea kwa umbali mrefu sana bila kuhitaji chakula au maji. Watu waliketi kwenye ngamia wakati wa kusafiri, na walitumia ngamia kubeba mizigo. Ngamia ana unene moja au mbili nyuma yake. Ndani ya unyovu haya, ngamia anahifadhi mafuta ambayo inaruhusu ngamia kwenda kwa muda mrefu bila chakula au maji. Mara tu ngamia ana fursa ya kunywa, itakunywa kiasi kikubwa cha maji wakati mmoja.</w:t>
-      </w:r>
-    </w:p>
-    <w:p>
-      <w:pPr/>
-      <w:r>
-        <w:rPr>
-          <w:lang w:val="sw_KE" w:bidi="sw_KE"/>
-        </w:rPr>
-      </w:r>
-      <w:r>
-        <w:rPr>
-          <w:lang w:val="sw_KE" w:bidi="sw_KE"/>
-        </w:rPr>
-        <w:t xml:space="preserve">Ngamia alikuwa mnyama mkubwa zaidi ambaye alikuwepo katika </w:t>
-      </w:r>
-      <w:hyperlink r:id="rId30">
-        <w:r>
-          <w:rPr>
-            <w:lang w:val="sw_KE" w:bidi="sw_KE"/>
-          </w:rPr>
-          <w:rPr>
-            <w:color w:val="0000EE"/>
-            <w:u w:val="single"/>
-          </w:rPr>
-          <w:t>Israeli</w:t>
-        </w:r>
-      </w:hyperlink>
-      <w:r>
-        <w:rPr>
-          <w:lang w:val="sw_KE" w:bidi="sw_KE"/>
-        </w:rPr>
-        <w:t>.</w:t>
-      </w:r>
-    </w:p>
-    <w:p>
-      <w:pPr/>
-      <w:r>
-        <w:rPr>
-          <w:lang w:val="sw_KE" w:bidi="sw_KE"/>
-        </w:rPr>
-      </w:r>
-      <w:r>
-        <w:rPr>
-          <w:lang w:val="sw_KE" w:bidi="sw_KE"/>
-        </w:rPr>
-        <w:t xml:space="preserve">Watu wangeweza kufanya nywele fupi, zenye ngamia kwenye nguo. Hii ilifanya nguo rahisi na mbaya. </w:t>
-      </w:r>
-      <w:r>
-        <w:rPr>
-          <w:b/>
-          <w:lang w:val="sw_KE" w:bidi="sw_KE"/>
-        </w:rPr>
-        <w:t>Yohana Mbatizaji</w:t>
-      </w:r>
-      <w:r>
-        <w:rPr>
-          <w:lang w:val="sw_KE" w:bidi="sw_KE"/>
-        </w:rPr>
-        <w:t xml:space="preserve"> alivaa nguo zilizotengenezwa kutoka kwa nywele za ngamia.</w:t>
-      </w:r>
-      <w:r>
-        <w:rPr>
-          <w:lang w:val="sw_KE" w:bidi="sw_KE"/>
-        </w:rPr>
-      </w:r>
-      <w:r>
-        <w:rPr>
-          <w:lang w:val="sw_KE" w:bidi="sw_KE"/>
-        </w:rPr>
-      </w:r>
-    </w:p>
-    <w:p>
-      <w:pPr/>
-      <w:r>
-        <w:rPr>
-          <w:lang w:val="sw_KE" w:bidi="sw_KE"/>
-        </w:rPr>
-      </w:r>
-    </w:p>
-    <w:p>
-      <w:pPr>
-        <w:pStyle w:val="Heading2"/>
-      </w:pPr>
-      <w:r>
-        <w:rPr>
-          <w:lang w:val="sw_KE" w:bidi="sw_KE"/>
-        </w:rPr>
-        <w:t>nguvu</w:t>
-      </w:r>
-      <w:r>
-        <w:rPr>
-          <w:lang w:val="sw_KE" w:bidi="sw_KE"/>
-        </w:rPr>
-      </w:r>
-    </w:p>
-    <w:p>
-      <w:pPr/>
-      <w:r>
-        <w:rPr>
-          <w:lang w:val="sw_KE" w:bidi="sw_KE"/>
-        </w:rPr>
-      </w:r>
-      <w:r>
-        <w:rPr>
-          <w:b/>
-          <w:lang w:val="sw_KE" w:bidi="sw_KE"/>
-        </w:rPr>
-        <w:t>Nguvu</w:t>
-      </w:r>
-      <w:r>
-        <w:rPr>
-          <w:lang w:val="sw_KE" w:bidi="sw_KE"/>
-        </w:rPr>
-        <w:t xml:space="preserve"> ni uwezo wa mtu wa kufanya jambo au nguvu zake za kimwili. Maneno "</w:t>
-      </w:r>
-      <w:hyperlink r:id="rId36">
-        <w:r>
-          <w:rPr>
-            <w:lang w:val="sw_KE" w:bidi="sw_KE"/>
-          </w:rPr>
-          <w:rPr>
-            <w:color w:val="0000EE"/>
-            <w:u w:val="single"/>
-          </w:rPr>
-          <w:t>moyo</w:t>
-        </w:r>
-      </w:hyperlink>
-      <w:r>
-        <w:rPr>
-          <w:lang w:val="sw_KE" w:bidi="sw_KE"/>
-        </w:rPr>
-        <w:t xml:space="preserve">, </w:t>
-      </w:r>
-      <w:hyperlink r:id="rId37">
-        <w:r>
-          <w:rPr>
-            <w:lang w:val="sw_KE" w:bidi="sw_KE"/>
-          </w:rPr>
-          <w:rPr>
-            <w:color w:val="0000EE"/>
-            <w:u w:val="single"/>
-          </w:rPr>
-          <w:t>nafsi</w:t>
-        </w:r>
-      </w:hyperlink>
-      <w:r>
-        <w:rPr>
-          <w:lang w:val="sw_KE" w:bidi="sw_KE"/>
-        </w:rPr>
-        <w:t xml:space="preserve">, </w:t>
-      </w:r>
-      <w:hyperlink r:id="rId38">
-        <w:r>
-          <w:rPr>
-            <w:lang w:val="sw_KE" w:bidi="sw_KE"/>
-          </w:rPr>
-          <w:rPr>
-            <w:color w:val="0000EE"/>
-            <w:u w:val="single"/>
-          </w:rPr>
-          <w:t>akili</w:t>
-        </w:r>
-      </w:hyperlink>
-      <w:r>
-        <w:rPr>
-          <w:lang w:val="sw_KE" w:bidi="sw_KE"/>
-        </w:rPr>
-        <w:t xml:space="preserve">, na </w:t>
-      </w:r>
-      <w:r>
-        <w:rPr>
-          <w:b/>
-          <w:lang w:val="sw_KE" w:bidi="sw_KE"/>
-        </w:rPr>
-        <w:t>nguvu</w:t>
-      </w:r>
-      <w:r>
-        <w:rPr>
-          <w:lang w:val="sw_KE" w:bidi="sw_KE"/>
-        </w:rPr>
-        <w:t>" yote yanafanya kazi pamoja ili kuelezea utu wote na uwezo wa mtu.</w:t>
-      </w:r>
-      <w:r>
-        <w:rPr>
-          <w:lang w:val="sw_KE" w:bidi="sw_KE"/>
-        </w:rPr>
-      </w:r>
-      <w:r>
-        <w:rPr>
-          <w:lang w:val="sw_KE" w:bidi="sw_KE"/>
-        </w:rPr>
-      </w:r>
-    </w:p>
-    <w:p>
-      <w:pPr/>
-      <w:r>
-        <w:rPr>
-          <w:lang w:val="sw_KE" w:bidi="sw_KE"/>
-        </w:rPr>
-      </w:r>
-    </w:p>
-    <w:p>
-      <w:pPr>
-        <w:pStyle w:val="Heading2"/>
-      </w:pPr>
-      <w:r>
-        <w:rPr>
-          <w:lang w:val="sw_KE" w:bidi="sw_KE"/>
-        </w:rPr>
-        <w:t>nira</w:t>
-      </w:r>
-      <w:r>
-        <w:rPr>
-          <w:lang w:val="sw_KE" w:bidi="sw_KE"/>
-        </w:rPr>
-      </w:r>
-    </w:p>
-    <w:p>
-      <w:pPr/>
-      <w:r>
-        <w:rPr>
-          <w:lang w:val="sw_KE" w:bidi="sw_KE"/>
-        </w:rPr>
-      </w:r>
-      <w:r>
-        <w:rPr>
-          <w:lang w:val="sw_KE" w:bidi="sw_KE"/>
-        </w:rPr>
-        <w:t xml:space="preserve">Nira ni </w:t>
-      </w:r>
-      <w:r>
-        <w:rPr>
-          <w:b/>
-          <w:lang w:val="sw_KE" w:bidi="sw_KE"/>
-        </w:rPr>
-        <w:t>kamba</w:t>
-      </w:r>
-      <w:r>
-        <w:rPr>
-          <w:lang w:val="sw_KE" w:bidi="sw_KE"/>
-        </w:rPr>
-        <w:t xml:space="preserve"> ya mbao yenye ufunguzi mbili ambazo watu hutumia kufunga ng'ombe wawili au wanyama wengine wawili pamoja. Kisha wanyama wanaweza kutembea pamoja ili kulima au gari. Nira inawasaidia wanyama kutembea kwa hatua kwa kila mmoja ili waweze kuvuta mzigo wao kwa urahisi. Ili hii ifanye kazi, wanyama wanapaswa kuwa takriban ukubwa sawa.</w:t>
-      </w:r>
-    </w:p>
-    <w:p>
-      <w:pPr/>
-      <w:r>
-        <w:rPr>
-          <w:lang w:val="sw_KE" w:bidi="sw_KE"/>
-        </w:rPr>
-      </w:r>
-      <w:r>
-        <w:rPr>
-          <w:lang w:val="sw_KE" w:bidi="sw_KE"/>
-        </w:rPr>
-        <w:t>Biblia wakati mwingine inatumia nira kama lugha maalum ya kuolewa. Watu wawili wanapooana lakini hawafaani, unaweza kusema kwamba wamefungwa nira isiyo sawa. Ni kama wanyama wawili tofauti wanajaribu kuvuta mzigo, lakini wanakwenda kwa kasi tofauti. Matokeo ni safari yenye matatizo sana!</w:t>
-      </w:r>
-    </w:p>
-    <w:p>
-      <w:pPr/>
-      <w:r>
-        <w:rPr>
-          <w:lang w:val="sw_KE" w:bidi="sw_KE"/>
-        </w:rPr>
-      </w:r>
-      <w:r>
-        <w:rPr>
-          <w:lang w:val="sw_KE" w:bidi="sw_KE"/>
-        </w:rPr>
-        <w:t xml:space="preserve">Watu pia wanaweza kumlazimisha mtu kubeba nira ikiwa mtu huyo ni </w:t>
-      </w:r>
-      <w:hyperlink r:id="rId39">
-        <w:r>
-          <w:rPr>
-            <w:lang w:val="sw_KE" w:bidi="sw_KE"/>
-          </w:rPr>
-          <w:rPr>
-            <w:color w:val="0000EE"/>
-            <w:u w:val="single"/>
-          </w:rPr>
-          <w:t>mtumwa</w:t>
-        </w:r>
-      </w:hyperlink>
-      <w:r>
-        <w:rPr>
-          <w:lang w:val="sw_KE" w:bidi="sw_KE"/>
-        </w:rPr>
-        <w:t xml:space="preserve"> au mfungwa. Biblia wakati mwingine inatumia neno nira kama lugha maalum kuzungumzia utumwa au ugumu. Mtu anapostahili kufanya kazi kwa bidii sana, unaweza kusema kwamba anabeba nira nzito.</w:t>
-      </w:r>
-      <w:r>
-        <w:rPr>
-          <w:lang w:val="sw_KE" w:bidi="sw_KE"/>
-        </w:rPr>
-      </w:r>
-      <w:r>
-        <w:rPr>
-          <w:lang w:val="sw_KE" w:bidi="sw_KE"/>
-        </w:rPr>
-      </w:r>
-    </w:p>
-    <w:p>
-      <w:pPr/>
-      <w:r>
-        <w:rPr>
-          <w:lang w:val="sw_KE" w:bidi="sw_KE"/>
-        </w:rPr>
-      </w:r>
-    </w:p>
-    <w:p>
-      <w:pPr>
-        <w:pStyle w:val="Heading2"/>
-      </w:pPr>
-      <w:r>
-        <w:rPr>
-          <w:lang w:val="sw_KE" w:bidi="sw_KE"/>
-        </w:rPr>
-        <w:t>njiwa</w:t>
-      </w:r>
-      <w:r>
-        <w:rPr>
-          <w:lang w:val="sw_KE" w:bidi="sw_KE"/>
-        </w:rPr>
-      </w:r>
-    </w:p>
-    <w:p>
-      <w:pPr/>
-      <w:r>
-        <w:rPr>
-          <w:lang w:val="sw_KE" w:bidi="sw_KE"/>
-        </w:rPr>
-      </w:r>
-      <w:r>
-        <w:rPr>
-          <w:b/>
-          <w:lang w:val="sw_KE" w:bidi="sw_KE"/>
-        </w:rPr>
-        <w:t>Njiwa</w:t>
-      </w:r>
-      <w:r>
-        <w:rPr>
-          <w:lang w:val="sw_KE" w:bidi="sw_KE"/>
-        </w:rPr>
-        <w:t xml:space="preserve"> ni aina ya ndege ambayo ni ya kawaida sana katika </w:t>
-      </w:r>
-      <w:hyperlink r:id="rId30">
-        <w:r>
-          <w:rPr>
-            <w:lang w:val="sw_KE" w:bidi="sw_KE"/>
-          </w:rPr>
-          <w:rPr>
-            <w:color w:val="0000EE"/>
-            <w:u w:val="single"/>
-          </w:rPr>
-          <w:t>Israeli</w:t>
-        </w:r>
-      </w:hyperlink>
-      <w:r>
-        <w:rPr>
-          <w:lang w:val="sw_KE" w:bidi="sw_KE"/>
-        </w:rPr>
-        <w:t>. Kuna aina tofauti na ukubwa wa njiwa. Baadhi yao ni weupe na wengine wana madoadoa au wana rangi kadhaa. Njiwa anajulikana kuwa ndege mpole na wa amani. Njiwa wanaweza kuruka umbali mrefu, na ni wazuri sana katika kutafuta njia yao ya kurudi ambapo walikuja.</w:t>
-      </w:r>
-    </w:p>
-    <w:p>
-      <w:pPr/>
-      <w:r>
-        <w:rPr>
-          <w:lang w:val="sw_KE" w:bidi="sw_KE"/>
-        </w:rPr>
-      </w:r>
-      <w:r>
-        <w:rPr>
-          <w:lang w:val="sw_KE" w:bidi="sw_KE"/>
-        </w:rPr>
-        <w:t xml:space="preserve">Mungu alihitaji </w:t>
-      </w:r>
-      <w:r>
-        <w:rPr>
-          <w:b/>
-          <w:lang w:val="sw_KE" w:bidi="sw_KE"/>
-        </w:rPr>
-        <w:t>Waisraeli</w:t>
-      </w:r>
-      <w:r>
-        <w:rPr>
-          <w:lang w:val="sw_KE" w:bidi="sw_KE"/>
-        </w:rPr>
-        <w:t xml:space="preserve"> wamtolee </w:t>
-      </w:r>
-      <w:r>
-        <w:rPr>
-          <w:b/>
-          <w:lang w:val="sw_KE" w:bidi="sw_KE"/>
-        </w:rPr>
-        <w:t>dhabihu</w:t>
-      </w:r>
-      <w:r>
-        <w:rPr>
-          <w:lang w:val="sw_KE" w:bidi="sw_KE"/>
-        </w:rPr>
-        <w:t xml:space="preserve"> za wanyama wakati wa mila tofauti. Kwa kawaida wanyama hawa walikuwa kondoo, mbuzi, au ng'ombe. Kwa watu maskini wanyama hawa walikuwa ghali sana. Kwa hivyo Mungu aliwaruhusu watu watoe jozi la njiwa kama dhabihu badala yake.</w:t>
-      </w:r>
-    </w:p>
-    <w:p>
-      <w:pPr/>
-      <w:r>
-        <w:rPr>
-          <w:lang w:val="sw_KE" w:bidi="sw_KE"/>
-        </w:rPr>
-      </w:r>
-      <w:r>
-        <w:rPr>
-          <w:lang w:val="sw_KE" w:bidi="sw_KE"/>
-        </w:rPr>
-        <w:t xml:space="preserve">Wakati Yesu </w:t>
-      </w:r>
-      <w:r>
-        <w:rPr>
-          <w:b/>
-          <w:lang w:val="sw_KE" w:bidi="sw_KE"/>
-        </w:rPr>
-        <w:t>alibatizwa</w:t>
-      </w:r>
-      <w:r>
-        <w:rPr>
-          <w:lang w:val="sw_KE" w:bidi="sw_KE"/>
-        </w:rPr>
-        <w:t xml:space="preserve">, </w:t>
-      </w:r>
-      <w:hyperlink r:id="rId21">
-        <w:r>
-          <w:rPr>
-            <w:lang w:val="sw_KE" w:bidi="sw_KE"/>
-          </w:rPr>
-          <w:rPr>
-            <w:color w:val="0000EE"/>
-            <w:u w:val="single"/>
-          </w:rPr>
-          <w:t>Roho Mtakatifu</w:t>
-        </w:r>
-      </w:hyperlink>
-      <w:r>
-        <w:rPr>
-          <w:lang w:val="sw_KE" w:bidi="sw_KE"/>
-        </w:rPr>
-        <w:t xml:space="preserve"> alikuja chini yake akionekana kama njiwa. Hii haimaanishi kwamba Roho Mtakatifu ni njiwa ila tu kwamba wakati huo Roho Mtakatifu alionekana kama njiwa.</w:t>
-      </w:r>
-      <w:r>
-        <w:rPr>
-          <w:lang w:val="sw_KE" w:bidi="sw_KE"/>
-        </w:rPr>
-      </w:r>
-      <w:r>
-        <w:rPr>
-          <w:lang w:val="sw_KE" w:bidi="sw_KE"/>
-        </w:rPr>
-      </w:r>
-    </w:p>
-    <w:p>
-      <w:pPr/>
-      <w:r>
-        <w:rPr>
-          <w:lang w:val="sw_KE" w:bidi="sw_KE"/>
-        </w:rPr>
-      </w:r>
-    </w:p>
-    <w:p>
-      <w:pPr>
-        <w:pStyle w:val="Heading2"/>
-      </w:pPr>
-      <w:r>
-        <w:rPr>
-          <w:lang w:val="sw_KE" w:bidi="sw_KE"/>
-        </w:rPr>
-        <w:t>nyavu</w:t>
-      </w:r>
-      <w:r>
-        <w:rPr>
-          <w:lang w:val="sw_KE" w:bidi="sw_KE"/>
-        </w:rPr>
-      </w:r>
-    </w:p>
-    <w:p>
-      <w:pPr/>
-      <w:r>
-        <w:rPr>
-          <w:lang w:val="sw_KE" w:bidi="sw_KE"/>
-        </w:rPr>
-      </w:r>
-      <w:r>
-        <w:rPr>
-          <w:b/>
-          <w:lang w:val="sw_KE" w:bidi="sw_KE"/>
-        </w:rPr>
-        <w:t>Wavu wa uvuvi</w:t>
-      </w:r>
-      <w:r>
-        <w:rPr>
-          <w:lang w:val="sw_KE" w:bidi="sw_KE"/>
-        </w:rPr>
-        <w:t xml:space="preserve"> ni chombo ambacho watu hutumia kukamata samaki. Watu wanafunga kamba nyembamba pamoja ili kutengeneza aina ya nguo ambayo kimsingi ni mashimo mengi tu Mvuvi atatupa wavu ndani ya maji na kisha kuuvuta juu tena wakati samaki wameingia ndani ya wavu. Wakati mvuvi anavuta wavu, maji yatakayotoka nje ya wavu, lakini samaki hawataweza kutoroka kwa njia ya mashimo madogo na wananaswa.</w:t>
-      </w:r>
-      <w:r>
-        <w:rPr>
-          <w:lang w:val="sw_KE" w:bidi="sw_KE"/>
-        </w:rPr>
-      </w:r>
-      <w:r>
-        <w:rPr>
-          <w:lang w:val="sw_KE" w:bidi="sw_KE"/>
-        </w:rPr>
-      </w:r>
-    </w:p>
-    <w:p>
-      <w:pPr/>
-      <w:r>
-        <w:rPr>
-          <w:lang w:val="sw_KE" w:bidi="sw_KE"/>
-        </w:rPr>
-      </w:r>
-    </w:p>
-    <w:p>
-      <w:pPr>
-        <w:pStyle w:val="Heading2"/>
-      </w:pPr>
-      <w:r>
-        <w:rPr>
-          <w:lang w:val="sw_KE" w:bidi="sw_KE"/>
-        </w:rPr>
-        <w:t>Nyumba ya Daudi</w:t>
-      </w:r>
-      <w:r>
-        <w:rPr>
-          <w:lang w:val="sw_KE" w:bidi="sw_KE"/>
-        </w:rPr>
-      </w:r>
-    </w:p>
-    <w:p>
-      <w:pPr/>
-      <w:r>
-        <w:rPr>
-          <w:lang w:val="sw_KE" w:bidi="sw_KE"/>
-        </w:rPr>
-      </w:r>
-      <w:r>
-        <w:rPr>
-          <w:lang w:val="sw_KE" w:bidi="sw_KE"/>
-        </w:rPr>
-        <w:t xml:space="preserve">Nyumba ya </w:t>
-      </w:r>
-      <w:r>
-        <w:rPr>
-          <w:b/>
-          <w:lang w:val="sw_KE" w:bidi="sw_KE"/>
-        </w:rPr>
-        <w:t>Daudi haimaanishi</w:t>
-      </w:r>
-      <w:r>
-        <w:rPr>
-          <w:lang w:val="sw_KE" w:bidi="sw_KE"/>
-        </w:rPr>
-        <w:t xml:space="preserve"> jengo, lakini kwa watu ambao ni wa Daudi. </w:t>
-      </w:r>
-      <w:hyperlink r:id="rId40">
-        <w:r>
-          <w:rPr>
-            <w:lang w:val="sw_KE" w:bidi="sw_KE"/>
-          </w:rPr>
-          <w:rPr>
-            <w:color w:val="0000EE"/>
-            <w:u w:val="single"/>
-          </w:rPr>
-          <w:t>Daudi</w:t>
-        </w:r>
-      </w:hyperlink>
-      <w:r>
-        <w:rPr>
-          <w:lang w:val="sw_KE" w:bidi="sw_KE"/>
-        </w:rPr>
-        <w:t xml:space="preserve"> alikuwa mfalme wamuhimu katika historia ya </w:t>
-      </w:r>
-      <w:hyperlink r:id="rId30">
-        <w:r>
-          <w:rPr>
-            <w:lang w:val="sw_KE" w:bidi="sw_KE"/>
-          </w:rPr>
-          <w:rPr>
-            <w:color w:val="0000EE"/>
-            <w:u w:val="single"/>
-          </w:rPr>
-          <w:t>Israeli</w:t>
-        </w:r>
-      </w:hyperlink>
-      <w:r>
-        <w:rPr>
-          <w:lang w:val="sw_KE" w:bidi="sw_KE"/>
-        </w:rPr>
-        <w:t>.</w:t>
-      </w:r>
-    </w:p>
-    <w:p>
-      <w:pPr/>
-      <w:r>
-        <w:rPr>
-          <w:lang w:val="sw_KE" w:bidi="sw_KE"/>
-        </w:rPr>
-      </w:r>
-      <w:r>
-        <w:rPr>
-          <w:lang w:val="sw_KE" w:bidi="sw_KE"/>
-        </w:rPr>
-        <w:t>Wakati mwingine, nyumba ya Daudi inamaanisha watu wote ambao walikuwa wa Daudi wakati ambao Daudi alikuwa hai. Wakati mmoja, Daudi alikuwa akipigana na mfalme mwingine, mfalme Sauli. Biblia inasema wakati huo kwamba "kulikuwa na vita kati ya nyumba ya Daudi na nyumba ya Sauli." Hii ina maana kwamba askari wa Daudi walikuwa wakipigana na askari wa mfalme Sauli.</w:t>
-      </w:r>
-    </w:p>
-    <w:p>
-      <w:pPr/>
-      <w:r>
-        <w:rPr>
-          <w:lang w:val="sw_KE" w:bidi="sw_KE"/>
-        </w:rPr>
-      </w:r>
-      <w:r>
-        <w:rPr>
-          <w:lang w:val="sw_KE" w:bidi="sw_KE"/>
-        </w:rPr>
-        <w:t xml:space="preserve">Wakati mwingine, nyumba ya Daudi inamaanisha </w:t>
-      </w:r>
-      <w:r>
-        <w:rPr>
-          <w:b/>
-          <w:lang w:val="sw_KE" w:bidi="sw_KE"/>
-        </w:rPr>
-        <w:t>kizazi</w:t>
-      </w:r>
-      <w:r>
-        <w:rPr>
-          <w:lang w:val="sw_KE" w:bidi="sw_KE"/>
-        </w:rPr>
-        <w:t xml:space="preserve"> cha Daudi. Wakati Daudi alitaka kujenga </w:t>
-      </w:r>
-      <w:hyperlink r:id="rId41">
-        <w:r>
-          <w:rPr>
-            <w:lang w:val="sw_KE" w:bidi="sw_KE"/>
-          </w:rPr>
-          <w:rPr>
-            <w:color w:val="0000EE"/>
-            <w:u w:val="single"/>
-          </w:rPr>
-          <w:t>hekalu</w:t>
-        </w:r>
-      </w:hyperlink>
-      <w:r>
-        <w:rPr>
-          <w:lang w:val="sw_KE" w:bidi="sw_KE"/>
-        </w:rPr>
-        <w:t xml:space="preserve"> ya Mungu, Mungu alimwambia: "Sina haja ya wewe kunijengea nyumba. Badala yake, nitakujengea nyumba!" Hii ilimaanisha kwamba Mungu angempa Daudi kizazi kipya, na kwamba kila wakati mmoja mmoja wao angekuwa </w:t>
-      </w:r>
-      <w:hyperlink r:id="rId14">
-        <w:r>
-          <w:rPr>
-            <w:lang w:val="sw_KE" w:bidi="sw_KE"/>
-          </w:rPr>
-          <w:rPr>
-            <w:color w:val="0000EE"/>
-            <w:u w:val="single"/>
-          </w:rPr>
-          <w:t>mfalme</w:t>
-        </w:r>
-      </w:hyperlink>
-      <w:r>
-        <w:rPr>
-          <w:lang w:val="sw_KE" w:bidi="sw_KE"/>
-        </w:rPr>
-        <w:t xml:space="preserve"> kama Daudi.</w:t>
-      </w:r>
-    </w:p>
-    <w:p>
-      <w:pPr/>
-      <w:r>
-        <w:rPr>
-          <w:lang w:val="sw_KE" w:bidi="sw_KE"/>
-        </w:rPr>
-      </w:r>
-      <w:r>
-        <w:rPr>
-          <w:lang w:val="sw_KE" w:bidi="sw_KE"/>
-        </w:rPr>
-        <w:t xml:space="preserve">Mungu aliwaambia watu wa Israeli kwa njia ya wajumbe wake, </w:t>
-      </w:r>
-      <w:r>
-        <w:rPr>
-          <w:b/>
-          <w:lang w:val="sw_KE" w:bidi="sw_KE"/>
-        </w:rPr>
-        <w:t>manabii</w:t>
-      </w:r>
-      <w:r>
-        <w:rPr>
-          <w:lang w:val="sw_KE" w:bidi="sw_KE"/>
-        </w:rPr>
-        <w:t xml:space="preserve">, kwamba </w:t>
-      </w:r>
-      <w:hyperlink r:id="rId16">
-        <w:r>
-          <w:rPr>
-            <w:lang w:val="sw_KE" w:bidi="sw_KE"/>
-          </w:rPr>
-          <w:rPr>
-            <w:color w:val="0000EE"/>
-            <w:u w:val="single"/>
-          </w:rPr>
-          <w:t>Masihi</w:t>
-        </w:r>
-      </w:hyperlink>
-      <w:r>
-        <w:rPr>
-          <w:lang w:val="sw_KE" w:bidi="sw_KE"/>
-        </w:rPr>
-        <w:t xml:space="preserve">, mfalme maalum na </w:t>
-      </w:r>
-      <w:hyperlink r:id="rId15">
-        <w:r>
-          <w:rPr>
-            <w:lang w:val="sw_KE" w:bidi="sw_KE"/>
-          </w:rPr>
-          <w:rPr>
-            <w:color w:val="0000EE"/>
-            <w:u w:val="single"/>
-          </w:rPr>
-          <w:t>Mwokozi</w:t>
-        </w:r>
-      </w:hyperlink>
-      <w:r>
-        <w:rPr>
-          <w:lang w:val="sw_KE" w:bidi="sw_KE"/>
-        </w:rPr>
-        <w:t>, atakuja kutoka kwa nyumba ya Daudi. Hii ilimaanisha kwamba Masihi angekuwa kizazi cha Daudi.</w:t>
-      </w:r>
-      <w:r>
-        <w:rPr>
-          <w:lang w:val="sw_KE" w:bidi="sw_KE"/>
-        </w:rPr>
-      </w:r>
-      <w:r>
-        <w:rPr>
-          <w:lang w:val="sw_KE" w:bidi="sw_KE"/>
-        </w:rPr>
-      </w:r>
-    </w:p>
-    <w:p>
-      <w:pPr/>
-      <w:r>
-        <w:rPr>
-          <w:lang w:val="sw_KE" w:bidi="sw_KE"/>
-        </w:rPr>
-      </w:r>
-    </w:p>
-    <w:p>
-      <w:pPr>
-        <w:pStyle w:val="Heading2"/>
-      </w:pPr>
-      <w:r>
-        <w:rPr>
-          <w:lang w:val="sw_KE" w:bidi="sw_KE"/>
-        </w:rPr>
-        <w:t>nyumba ya Mungu</w:t>
-      </w:r>
-      <w:r>
-        <w:rPr>
-          <w:lang w:val="sw_KE" w:bidi="sw_KE"/>
-        </w:rPr>
-      </w:r>
-    </w:p>
-    <w:p>
-      <w:pPr/>
-      <w:r>
-        <w:rPr>
-          <w:lang w:val="sw_KE" w:bidi="sw_KE"/>
-        </w:rPr>
-      </w:r>
-      <w:r>
-        <w:rPr>
-          <w:lang w:val="sw_KE" w:bidi="sw_KE"/>
-        </w:rPr>
-        <w:t xml:space="preserve">Nyumba ya </w:t>
-      </w:r>
-      <w:r>
-        <w:rPr>
-          <w:b/>
-          <w:lang w:val="sw_KE" w:bidi="sw_KE"/>
-        </w:rPr>
-        <w:t>Mungu</w:t>
-      </w:r>
-      <w:r>
-        <w:rPr>
-          <w:lang w:val="sw_KE" w:bidi="sw_KE"/>
-        </w:rPr>
-        <w:t xml:space="preserve"> ni njia ya kuzungumza kuhusu mahali duniani ambapo Mungu aliishi kati ya watu wake. Ingawa Mungu hana haja ya kuishi katika nyumba, Mungu aliwaambia </w:t>
-      </w:r>
-      <w:r>
-        <w:rPr>
-          <w:b/>
-          <w:lang w:val="sw_KE" w:bidi="sw_KE"/>
-        </w:rPr>
-        <w:t>Waisraeli</w:t>
-      </w:r>
-      <w:r>
-        <w:rPr>
-          <w:lang w:val="sw_KE" w:bidi="sw_KE"/>
-        </w:rPr>
-        <w:t xml:space="preserve"> kwamba angeishi kati yao na kukutana nao katika hema maalum ya kubebeka ambayo walimtayarisha. Waisraeli waliita hema hii </w:t>
-      </w:r>
-      <w:hyperlink r:id="rId42">
-        <w:r>
-          <w:rPr>
-            <w:lang w:val="sw_KE" w:bidi="sw_KE"/>
-          </w:rPr>
-          <w:rPr>
-            <w:color w:val="0000EE"/>
-            <w:u w:val="single"/>
-          </w:rPr>
-          <w:t>hema</w:t>
-        </w:r>
-      </w:hyperlink>
-      <w:r>
-        <w:rPr>
-          <w:lang w:val="sw_KE" w:bidi="sw_KE"/>
-        </w:rPr>
-        <w:t xml:space="preserve">. Baadaye, wakati Waisraeli walipokaa katika </w:t>
-      </w:r>
-      <w:r>
-        <w:rPr>
-          <w:b/>
-          <w:lang w:val="sw_KE" w:bidi="sw_KE"/>
-        </w:rPr>
         <w:t>Nchi</w:t>
       </w:r>
       <w:r>
@@ -2725,18 +2465,12 @@
         </w:rPr>
         <w:t xml:space="preserve"> ya Ahadi, Mungu aliwapa maagizo ya kumjengea nyumba ya kudumu zaidi </w:t>
       </w:r>
-      <w:hyperlink r:id="rId41">
-        <w:r>
-          <w:rPr>
-            <w:lang w:val="sw_KE" w:bidi="sw_KE"/>
-          </w:rPr>
-          <w:rPr>
-            <w:color w:val="0000EE"/>
-            <w:u w:val="single"/>
-          </w:rPr>
-          <w:t>hekalu</w:t>
-        </w:r>
-      </w:hyperlink>
+      <w:r>
+        <w:rPr>
+          <w:lang w:val="sw_KE" w:bidi="sw_KE"/>
+        </w:rPr>
+        <w:t>hekalu</w:t>
+      </w:r>
       <w:r>
         <w:rPr>
           <w:lang w:val="sw_KE" w:bidi="sw_KE"/>
@@ -2745,7 +2479,6 @@
       </w:r>
       <w:r>
         <w:rPr>
-          <w:b/>
           <w:lang w:val="sw_KE" w:bidi="sw_KE"/>
         </w:rPr>
         <w:t>Roho wa Mungu</w:t>
